--- a/tests/corpus_v2/docs/supply_0004.docx
+++ b/tests/corpus_v2/docs/supply_0004.docx
@@ -21,7 +21,13 @@
         <w:rPr>
           <w:b/>
         </w:rPr>
-        <w:t xml:space="preserve">№ 111/2024-С</w:t>
+        <w:t xml:space="preserve">№ </w:t>
+      </w:r>
+      <w:r>
+        <w:rPr>
+          <w:b/>
+        </w:rPr>
+        <w:t xml:space="preserve">56Ф-55750/20-767Д</w:t>
       </w:r>
     </w:p>
     <w:p/>
@@ -33,7 +39,7 @@
         <w:t xml:space="preserve">     </w:t>
       </w:r>
       <w:r>
-        <w:t xml:space="preserve">«23» июля 2025 г.</w:t>
+        <w:t xml:space="preserve">13.10.2025 г.</w:t>
       </w:r>
     </w:p>
     <w:p/>
@@ -72,10 +78,10 @@
         <w:t xml:space="preserve">, именуемая в дальнейшем «Покупатель», действующая на основании свидетельства о государственной регистрации</w:t>
       </w:r>
       <w:r>
-        <w:t xml:space="preserve">, с другой стороны, совместно именуемые «Стороны», заключили настоящий </w:t>
-      </w:r>
-      <w:r>
-        <w:t xml:space="preserve">Договор № 44/2025-А</w:t>
+        <w:t xml:space="preserve">, с другой стороны, совместно именуемые «Стороны», заключили настоящий Договор № </w:t>
+      </w:r>
+      <w:r>
+        <w:t xml:space="preserve">6/15</w:t>
       </w:r>
       <w:r>
         <w:t xml:space="preserve"> (далее — Договор) о нижеследующем:</w:t>
@@ -114,7 +120,7 @@
         <w:t xml:space="preserve">Поставка осуществляется партиями на основании заявок Покупателя; срок отгрузки партии — </w:t>
       </w:r>
       <w:r>
-        <w:t xml:space="preserve">45 дней с момента заключения контракта</w:t>
+        <w:t xml:space="preserve">в течение 10 календарных дней</w:t>
       </w:r>
       <w:r>
         <w:t xml:space="preserve">.</w:t>
@@ -150,7 +156,10 @@
         <w:t xml:space="preserve">2.1. Общая цена Договора: </w:t>
       </w:r>
       <w:r>
-        <w:t xml:space="preserve">Пятьдесят миллионов пятьсот семнадцать тысяч четыреста тринадцать рублей 00 копеек</w:t>
+        <w:t xml:space="preserve">40 300 000 руб. 0 коп.</w:t>
+      </w:r>
+      <w:r>
+        <w:t xml:space="preserve">, в том числе НДС</w:t>
       </w:r>
       <w:r>
         <w:t xml:space="preserve">.</w:t>
@@ -161,7 +170,7 @@
         <w:t xml:space="preserve">2.2. Налог: </w:t>
       </w:r>
       <w:r>
-        <w:t xml:space="preserve">18% годовых</w:t>
+        <w:t xml:space="preserve">1/150 ключевой ставки ЦБ РФ годовых</w:t>
       </w:r>
       <w:r>
         <w:t xml:space="preserve">.</w:t>
@@ -172,7 +181,7 @@
         <w:t xml:space="preserve">2.3. Срок оплаты — </w:t>
       </w:r>
       <w:r>
-        <w:t xml:space="preserve">30 рабочих дней с момента поступления денежных средств на расчетный счет</w:t>
+        <w:t xml:space="preserve">в течение сорока пяти банковских дней со дня предъявления требования</w:t>
       </w:r>
       <w:r>
         <w:t xml:space="preserve">.</w:t>
@@ -192,7 +201,7 @@
         <w:t xml:space="preserve">, артикул </w:t>
       </w:r>
       <w:r>
-        <w:t xml:space="preserve">RM-1123-36</w:t>
+        <w:t xml:space="preserve">RM-9781-86</w:t>
       </w:r>
       <w:r>
         <w:t xml:space="preserve">, код </w:t>
@@ -252,7 +261,10 @@
         <w:t xml:space="preserve">. Цена — </w:t>
       </w:r>
       <w:r>
-        <w:t xml:space="preserve">2 500 000 ₽</w:t>
+        <w:t xml:space="preserve">не менее 17 000 (Семнадцати тысяч) руб. 00 копеек</w:t>
+      </w:r>
+      <w:r>
+        <w:t xml:space="preserve">, НДС не облагается</w:t>
       </w:r>
       <w:r>
         <w:t xml:space="preserve">.</w:t>
@@ -272,7 +284,7 @@
         <w:t xml:space="preserve">3.1. Место исполнения обязательств: </w:t>
       </w:r>
       <w:r>
-        <w:t xml:space="preserve">614000, г. Пермь, наб. Заречная, д. 53, кв. 112</w:t>
+        <w:t xml:space="preserve">443010, г. Самара, наб. Заречная, д. 53, кв. 112</w:t>
       </w:r>
       <w:r>
         <w:t xml:space="preserve">.</w:t>
@@ -300,7 +312,7 @@
         <w:t xml:space="preserve">3.3. Срок исполнения обязательств — </w:t>
       </w:r>
       <w:r>
-        <w:t xml:space="preserve">7 рабочих дней</w:t>
+        <w:t xml:space="preserve">в течение 20 (Двадцати) банковских дней с момента заключения контракта</w:t>
       </w:r>
       <w:r>
         <w:t xml:space="preserve">.</w:t>
@@ -331,13 +343,19 @@
         <w:t xml:space="preserve">Размер неустойки за нарушение сроков оплаты: </w:t>
       </w:r>
       <w:r>
-        <w:t xml:space="preserve">не более 20% от цены договора</w:t>
+        <w:t xml:space="preserve">1/130 ключевой ставки ЦБ РФ от общей суммы счета</w:t>
+      </w:r>
+      <w:r>
+        <w:t xml:space="preserve">, но не более </w:t>
+      </w:r>
+      <w:r>
+        <w:t xml:space="preserve">0,05 (пять сотых процента) процента от цены Договора</w:t>
       </w:r>
       <w:r>
         <w:t xml:space="preserve">. Предельный размер ответственности: </w:t>
       </w:r>
       <w:r>
-        <w:t xml:space="preserve">1/300 ключевой ставки ЦБ РФ</w:t>
+        <w:t xml:space="preserve">1/300 ключевой ставки ЦБ РФ от цены Договора</w:t>
       </w:r>
       <w:r>
         <w:t xml:space="preserve">.</w:t>
@@ -359,7 +377,7 @@
         <w:t xml:space="preserve">Сторона, для которой создалась невозможность исполнения, обязана уведомить другую Сторону. Срок уведомления — </w:t>
       </w:r>
       <w:r>
-        <w:t xml:space="preserve">не позднее 02.06.2025</w:t>
+        <w:t xml:space="preserve">не позднее 18.06.2025</w:t>
       </w:r>
       <w:r>
         <w:t xml:space="preserve">.</w:t>
@@ -373,13 +391,81 @@
         <w:t xml:space="preserve">Все споры и разногласия решаются путём переговоров. Претензионный порядок обязателен, срок ответа на претензию — </w:t>
       </w:r>
       <w:r>
-        <w:t xml:space="preserve">не более 60 месяцев с момента заключения кредитного договора</w:t>
-      </w:r>
-      <w:r>
-        <w:t xml:space="preserve">.</w:t>
-      </w:r>
-    </w:p>
-    <w:p/>
+        <w:t xml:space="preserve">в течение 3 дней с даты подписания Сторонами акта сдачи-приемки оказанных услуг</w:t>
+      </w:r>
+      <w:r>
+        <w:t xml:space="preserve">.</w:t>
+      </w:r>
+    </w:p>
+    <w:p/>
+    <w:p/>
+    <w:p/>
+    <w:p>
+      <w:r>
+        <w:rPr>
+          <w:b/>
+        </w:rPr>
+        <w:t xml:space="preserve">9. КОНТРОЛЬНЫЕ ВЕЛИЧИНЫ</w:t>
+      </w:r>
+    </w:p>
+    <w:p>
+      <w:r>
+        <w:t xml:space="preserve">9.1. Контрольная запись: </w:t>
+      </w:r>
+      <w:r>
+        <w:t xml:space="preserve">47Ф-00866/25-898Д</w:t>
+      </w:r>
+      <w:r>
+        <w:t xml:space="preserve">.</w:t>
+      </w:r>
+    </w:p>
+    <w:p>
+      <w:r>
+        <w:t xml:space="preserve">9.2. Контрольная запись: </w:t>
+      </w:r>
+      <w:r>
+        <w:rPr>
+          <w:b/>
+        </w:rPr>
+        <w:t xml:space="preserve">94 0</w:t>
+      </w:r>
+      <w:r>
+        <w:t xml:space="preserve">00 000,23 (девяносто четыре миллиона) ₽</w:t>
+      </w:r>
+      <w:r>
+        <w:t xml:space="preserve">.</w:t>
+      </w:r>
+    </w:p>
+    <w:p>
+      <w:r>
+        <w:t xml:space="preserve">9.3. Контрольная запись: </w:t>
+      </w:r>
+      <w:r>
+        <w:rPr>
+          <w:b/>
+        </w:rPr>
+        <w:t xml:space="preserve">1</w:t>
+      </w:r>
+      <w:r>
+        <w:t xml:space="preserve">5% от стоимости неоплаченных работ</w:t>
+      </w:r>
+      <w:r>
+        <w:t xml:space="preserve">.</w:t>
+      </w:r>
+    </w:p>
+    <w:p>
+      <w:r>
+        <w:t xml:space="preserve">9.4. Контрольная запись: </w:t>
+      </w:r>
+      <w:r>
+        <w:t xml:space="preserve">не позднее 17.02.20</w:t>
+        <w:br/>
+        <w:t xml:space="preserve">26</w:t>
+      </w:r>
+      <w:r>
+        <w:t xml:space="preserve">.</w:t>
+      </w:r>
+    </w:p>
     <w:p/>
     <w:p>
       <w:r>
@@ -432,7 +518,7 @@
               <w:t xml:space="preserve">Адрес регистрации: </w:t>
             </w:r>
             <w:r>
-              <w:t xml:space="preserve">141300, г. Сергиев Посад, ул. Советская, д. 65, кв. 48</w:t>
+              <w:t xml:space="preserve">630099, г. Новосибирск, пер. Победы, д. 5, кв. 174</w:t>
             </w:r>
           </w:p>
           <w:p>
@@ -471,7 +557,7 @@
               <w:t xml:space="preserve">Тел.: </w:t>
             </w:r>
             <w:r>
-              <w:t xml:space="preserve">+7 (499) 487-84-18</w:t>
+              <w:t xml:space="preserve">+7 (495) 515-46-87</w:t>
             </w:r>
           </w:p>
           <w:p>
@@ -479,7 +565,7 @@
               <w:t xml:space="preserve">E-mail: </w:t>
             </w:r>
             <w:r>
-              <w:t xml:space="preserve">titova@corp-tehno.ru</w:t>
+              <w:t xml:space="preserve">titova@list.ru</w:t>
             </w:r>
           </w:p>
           <w:p/>
@@ -517,7 +603,7 @@
               <w:t xml:space="preserve">Адрес регистрации: </w:t>
             </w:r>
             <w:r>
-              <w:t xml:space="preserve">603000, г. Нижний Новгород, бул. Мира, д. 43, кв. 69</w:t>
+              <w:t xml:space="preserve">170100, г. Тверь, просп. Промышленная, д. 51, кв. 80</w:t>
             </w:r>
           </w:p>
           <w:p>
@@ -556,7 +642,7 @@
               <w:t xml:space="preserve">Тел.: </w:t>
             </w:r>
             <w:r>
-              <w:t xml:space="preserve">+7 (812) 897-14-96</w:t>
+              <w:t xml:space="preserve">+7 (495) 906-76-32</w:t>
             </w:r>
           </w:p>
           <w:p>
@@ -564,7 +650,7 @@
               <w:t xml:space="preserve">E-mail: </w:t>
             </w:r>
             <w:r>
-              <w:t xml:space="preserve">nikitina@mail.ru</w:t>
+              <w:t xml:space="preserve">nikitina@sibtrans.ru</w:t>
             </w:r>
           </w:p>
           <w:p/>

--- a/tests/corpus_v2/docs/supply_0004.docx
+++ b/tests/corpus_v2/docs/supply_0004.docx
@@ -413,7 +413,13 @@
         <w:t xml:space="preserve">9.1. Контрольная запись: </w:t>
       </w:r>
       <w:r>
-        <w:t xml:space="preserve">47Ф-00866/25-898Д</w:t>
+        <w:rPr>
+          <w:b/>
+        </w:rPr>
+        <w:t xml:space="preserve">47Ф-00</w:t>
+      </w:r>
+      <w:r>
+        <w:t xml:space="preserve">866/25-898Д</w:t>
       </w:r>
       <w:r>
         <w:t xml:space="preserve">.</w:t>

--- a/tests/corpus_v2/docs/supply_0004.docx
+++ b/tests/corpus_v2/docs/supply_0004.docx
@@ -27,51 +27,51 @@
         <w:rPr>
           <w:b/>
         </w:rPr>
-        <w:t xml:space="preserve">56Ф-55750/20-767Д</w:t>
-      </w:r>
-    </w:p>
-    <w:p/>
-    <w:p>
-      <w:r>
-        <w:t xml:space="preserve">г. Воронеж</w:t>
+        <w:t xml:space="preserve">7/23</w:t>
+      </w:r>
+    </w:p>
+    <w:p/>
+    <w:p>
+      <w:r>
+        <w:t xml:space="preserve">г. Пермь</w:t>
       </w:r>
       <w:r>
         <w:t xml:space="preserve">     </w:t>
       </w:r>
       <w:r>
-        <w:t xml:space="preserve">13.10.2025 г.</w:t>
-      </w:r>
-    </w:p>
-    <w:p/>
-    <w:p>
+        <w:t xml:space="preserve">23.06.2025 г.</w:t>
+      </w:r>
+    </w:p>
+    <w:p/>
+    <w:p>
+      <w:r>
+        <w:t xml:space="preserve">ИП </w:t>
+      </w:r>
+      <w:r>
+        <w:t xml:space="preserve">Титова Ирина Алексеевна</w:t>
+      </w:r>
+      <w:r>
+        <w:t xml:space="preserve">, ИНН </w:t>
+      </w:r>
+      <w:r>
+        <w:t xml:space="preserve">787605178708</w:t>
+      </w:r>
+      <w:r>
+        <w:t xml:space="preserve">, именуемая в дальнейшем «Поставщик», действующая на основании свидетельства о государственной регистрации</w:t>
+      </w:r>
+      <w:r>
+        <w:t xml:space="preserve">, с одной стороны, и </w:t>
+      </w:r>
       <w:r>
         <w:t xml:space="preserve">Индивидуальный предприниматель </w:t>
       </w:r>
       <w:r>
-        <w:t xml:space="preserve">Титова Ирина Алексеевна</w:t>
+        <w:t xml:space="preserve">Никитина Елена Дмитриевна</w:t>
       </w:r>
       <w:r>
         <w:t xml:space="preserve">, ИНН </w:t>
       </w:r>
       <w:r>
-        <w:t xml:space="preserve">787605178708</w:t>
-      </w:r>
-      <w:r>
-        <w:t xml:space="preserve">, именуемая в дальнейшем «Поставщик», действующая на основании свидетельства о государственной регистрации</w:t>
-      </w:r>
-      <w:r>
-        <w:t xml:space="preserve">, с одной стороны, и </w:t>
-      </w:r>
-      <w:r>
-        <w:t xml:space="preserve">ИП </w:t>
-      </w:r>
-      <w:r>
-        <w:t xml:space="preserve">Никитина Е. Д.</w:t>
-      </w:r>
-      <w:r>
-        <w:t xml:space="preserve">, ИНН </w:t>
-      </w:r>
-      <w:r>
         <w:t xml:space="preserve">633473229920</w:t>
       </w:r>
       <w:r>
@@ -81,7 +81,7 @@
         <w:t xml:space="preserve">, с другой стороны, совместно именуемые «Стороны», заключили настоящий Договор № </w:t>
       </w:r>
       <w:r>
-        <w:t xml:space="preserve">6/15</w:t>
+        <w:t xml:space="preserve">93/2025-Д</w:t>
       </w:r>
       <w:r>
         <w:t xml:space="preserve"> (далее — Договор) о нижеследующем:</w:t>
@@ -120,7 +120,7 @@
         <w:t xml:space="preserve">Поставка осуществляется партиями на основании заявок Покупателя; срок отгрузки партии — </w:t>
       </w:r>
       <w:r>
-        <w:t xml:space="preserve">в течение 10 календарных дней</w:t>
+        <w:t xml:space="preserve">в течение 45 календарных дней</w:t>
       </w:r>
       <w:r>
         <w:t xml:space="preserve">.</w:t>
@@ -156,7 +156,7 @@
         <w:t xml:space="preserve">2.1. Общая цена Договора: </w:t>
       </w:r>
       <w:r>
-        <w:t xml:space="preserve">40 300 000 руб. 0 коп.</w:t>
+        <w:t xml:space="preserve">22 000 руб. 0 коп.</w:t>
       </w:r>
       <w:r>
         <w:t xml:space="preserve">, в том числе НДС</w:t>
@@ -181,7 +181,7 @@
         <w:t xml:space="preserve">2.3. Срок оплаты — </w:t>
       </w:r>
       <w:r>
-        <w:t xml:space="preserve">в течение сорока пяти банковских дней со дня предъявления требования</w:t>
+        <w:t xml:space="preserve">в течение семи банковских дней со дня предъявления требования</w:t>
       </w:r>
       <w:r>
         <w:t xml:space="preserve">.</w:t>
@@ -201,7 +201,7 @@
         <w:t xml:space="preserve">, артикул </w:t>
       </w:r>
       <w:r>
-        <w:t xml:space="preserve">RM-9781-86</w:t>
+        <w:t xml:space="preserve">RM-4847-59</w:t>
       </w:r>
       <w:r>
         <w:t xml:space="preserve">, код </w:t>
@@ -261,7 +261,7 @@
         <w:t xml:space="preserve">. Цена — </w:t>
       </w:r>
       <w:r>
-        <w:t xml:space="preserve">не менее 17 000 (Семнадцати тысяч) руб. 00 копеек</w:t>
+        <w:t xml:space="preserve">не менее 5 260 000 (Пяти миллионов двухсот шестидесяти тысяч) руб. 50 копеек</w:t>
       </w:r>
       <w:r>
         <w:t xml:space="preserve">, НДС не облагается</w:t>
@@ -284,7 +284,7 @@
         <w:t xml:space="preserve">3.1. Место исполнения обязательств: </w:t>
       </w:r>
       <w:r>
-        <w:t xml:space="preserve">443010, г. Самара, наб. Заречная, д. 53, кв. 112</w:t>
+        <w:t xml:space="preserve">344002, г. Ростов-на-Дону, наб. Тверская, д. 77, кв. 2</w:t>
       </w:r>
       <w:r>
         <w:t xml:space="preserve">.</w:t>
@@ -301,7 +301,7 @@
         <w:t xml:space="preserve"> по телефону </w:t>
       </w:r>
       <w:r>
-        <w:t xml:space="preserve">+7 (843) 291-48-18</w:t>
+        <w:t xml:space="preserve">+7 (499) 919-67-83</w:t>
       </w:r>
       <w:r>
         <w:t xml:space="preserve">.</w:t>
@@ -377,7 +377,7 @@
         <w:t xml:space="preserve">Сторона, для которой создалась невозможность исполнения, обязана уведомить другую Сторону. Срок уведомления — </w:t>
       </w:r>
       <w:r>
-        <w:t xml:space="preserve">не позднее 18.06.2025</w:t>
+        <w:t xml:space="preserve">не позднее 22.07.2026</w:t>
       </w:r>
       <w:r>
         <w:t xml:space="preserve">.</w:t>
@@ -391,7 +391,7 @@
         <w:t xml:space="preserve">Все споры и разногласия решаются путём переговоров. Претензионный порядок обязателен, срок ответа на претензию — </w:t>
       </w:r>
       <w:r>
-        <w:t xml:space="preserve">в течение 3 дней с даты подписания Сторонами акта сдачи-приемки оказанных услуг</w:t>
+        <w:t xml:space="preserve">в течение 30 дней с даты подписания Сторонами акта сдачи-приемки оказанных услуг</w:t>
       </w:r>
       <w:r>
         <w:t xml:space="preserve">.</w:t>
@@ -416,10 +416,10 @@
         <w:rPr>
           <w:b/>
         </w:rPr>
-        <w:t xml:space="preserve">47Ф-00</w:t>
-      </w:r>
-      <w:r>
-        <w:t xml:space="preserve">866/25-898Д</w:t>
+        <w:t xml:space="preserve">24Ф-39</w:t>
+      </w:r>
+      <w:r>
+        <w:t xml:space="preserve">690/12-849Д</w:t>
       </w:r>
       <w:r>
         <w:t xml:space="preserve">.</w:t>
@@ -433,10 +433,10 @@
         <w:rPr>
           <w:b/>
         </w:rPr>
-        <w:t xml:space="preserve">94 0</w:t>
-      </w:r>
-      <w:r>
-        <w:t xml:space="preserve">00 000,23 (девяносто четыре миллиона) ₽</w:t>
+        <w:t xml:space="preserve">94 2</w:t>
+      </w:r>
+      <w:r>
+        <w:t xml:space="preserve">00 000,40 (девяносто четыре миллиона двести тысяч) ₽</w:t>
       </w:r>
       <w:r>
         <w:t xml:space="preserve">.</w:t>
@@ -450,10 +450,10 @@
         <w:rPr>
           <w:b/>
         </w:rPr>
-        <w:t xml:space="preserve">1</w:t>
-      </w:r>
-      <w:r>
-        <w:t xml:space="preserve">5% от стоимости неоплаченных работ</w:t>
+        <w:t xml:space="preserve">1/3</w:t>
+      </w:r>
+      <w:r>
+        <w:t xml:space="preserve">00 ключевой ставки ЦБ РФ годовых</w:t>
       </w:r>
       <w:r>
         <w:t xml:space="preserve">.</w:t>
@@ -464,9 +464,9 @@
         <w:t xml:space="preserve">9.4. Контрольная запись: </w:t>
       </w:r>
       <w:r>
-        <w:t xml:space="preserve">не позднее 17.02.20</w:t>
+        <w:t xml:space="preserve">не позднее 16.01.20</w:t>
         <w:br/>
-        <w:t xml:space="preserve">26</w:t>
+        <w:t xml:space="preserve">25</w:t>
       </w:r>
       <w:r>
         <w:t xml:space="preserve">.</w:t>
@@ -524,7 +524,7 @@
               <w:t xml:space="preserve">Адрес регистрации: </w:t>
             </w:r>
             <w:r>
-              <w:t xml:space="preserve">630099, г. Новосибирск, пер. Победы, д. 5, кв. 174</w:t>
+              <w:t xml:space="preserve">141300, г. Сергиев Посад, проезд Полевая, д. 24, кв. 43</w:t>
             </w:r>
           </w:p>
           <w:p>
@@ -563,7 +563,7 @@
               <w:t xml:space="preserve">Тел.: </w:t>
             </w:r>
             <w:r>
-              <w:t xml:space="preserve">+7 (495) 515-46-87</w:t>
+              <w:t xml:space="preserve">+7 (843) 696-18-48</w:t>
             </w:r>
           </w:p>
           <w:p>
@@ -571,7 +571,7 @@
               <w:t xml:space="preserve">E-mail: </w:t>
             </w:r>
             <w:r>
-              <w:t xml:space="preserve">titova@list.ru</w:t>
+              <w:t xml:space="preserve">titova@bk.ru</w:t>
             </w:r>
           </w:p>
           <w:p/>
@@ -609,7 +609,7 @@
               <w:t xml:space="preserve">Адрес регистрации: </w:t>
             </w:r>
             <w:r>
-              <w:t xml:space="preserve">170100, г. Тверь, просп. Промышленная, д. 51, кв. 80</w:t>
+              <w:t xml:space="preserve">190000, г. Санкт-Петербург, пер. Лесная, д. 35, кв. 78</w:t>
             </w:r>
           </w:p>
           <w:p>
@@ -648,7 +648,7 @@
               <w:t xml:space="preserve">Тел.: </w:t>
             </w:r>
             <w:r>
-              <w:t xml:space="preserve">+7 (495) 906-76-32</w:t>
+              <w:t xml:space="preserve">+7 (495) 795-21-61</w:t>
             </w:r>
           </w:p>
           <w:p>
@@ -656,7 +656,7 @@
               <w:t xml:space="preserve">E-mail: </w:t>
             </w:r>
             <w:r>
-              <w:t xml:space="preserve">nikitina@sibtrans.ru</w:t>
+              <w:t xml:space="preserve">nikitina@corp-tehno.ru</w:t>
             </w:r>
           </w:p>
           <w:p/>

--- a/tests/corpus_v2/docs/supply_0004.docx
+++ b/tests/corpus_v2/docs/supply_0004.docx
@@ -258,10 +258,16 @@
         <w:t xml:space="preserve">МКАС при ТПП РФ</w:t>
       </w:r>
       <w:r>
+        <w:t xml:space="preserve">. Товар отгружается с сопроводительным документом паспорт качества № </w:t>
+      </w:r>
+      <w:r>
+        <w:t xml:space="preserve">65 13 842994</w:t>
+      </w:r>
+      <w:r>
         <w:t xml:space="preserve">. Цена — </w:t>
       </w:r>
       <w:r>
-        <w:t xml:space="preserve">не менее 5 260 000 (Пяти миллионов двухсот шестидесяти тысяч) руб. 50 копеек</w:t>
+        <w:t xml:space="preserve">не менее 7 340 000 (Семи миллионов трёхсот сорока тысяч) руб. 50 копеек</w:t>
       </w:r>
       <w:r>
         <w:t xml:space="preserve">, НДС не облагается</w:t>
@@ -284,7 +290,7 @@
         <w:t xml:space="preserve">3.1. Место исполнения обязательств: </w:t>
       </w:r>
       <w:r>
-        <w:t xml:space="preserve">344002, г. Ростов-на-Дону, наб. Тверская, д. 77, кв. 2</w:t>
+        <w:t xml:space="preserve">394000, г. Воронеж, ул. Кутузовский, д. 27, кв. 115</w:t>
       </w:r>
       <w:r>
         <w:t xml:space="preserve">.</w:t>
@@ -301,7 +307,7 @@
         <w:t xml:space="preserve"> по телефону </w:t>
       </w:r>
       <w:r>
-        <w:t xml:space="preserve">+7 (499) 919-67-83</w:t>
+        <w:t xml:space="preserve">+7 (383) 740-55-97</w:t>
       </w:r>
       <w:r>
         <w:t xml:space="preserve">.</w:t>
@@ -312,7 +318,7 @@
         <w:t xml:space="preserve">3.3. Срок исполнения обязательств — </w:t>
       </w:r>
       <w:r>
-        <w:t xml:space="preserve">в течение 20 (Двадцати) банковских дней с момента заключения контракта</w:t>
+        <w:t xml:space="preserve">в течение 30 (Тридцати) банковских дней с момента заключения контракта</w:t>
       </w:r>
       <w:r>
         <w:t xml:space="preserve">.</w:t>
@@ -377,7 +383,7 @@
         <w:t xml:space="preserve">Сторона, для которой создалась невозможность исполнения, обязана уведомить другую Сторону. Срок уведомления — </w:t>
       </w:r>
       <w:r>
-        <w:t xml:space="preserve">не позднее 22.07.2026</w:t>
+        <w:t xml:space="preserve">не позднее 14.07.2025</w:t>
       </w:r>
       <w:r>
         <w:t xml:space="preserve">.</w:t>
@@ -391,7 +397,7 @@
         <w:t xml:space="preserve">Все споры и разногласия решаются путём переговоров. Претензионный порядок обязателен, срок ответа на претензию — </w:t>
       </w:r>
       <w:r>
-        <w:t xml:space="preserve">в течение 30 дней с даты подписания Сторонами акта сдачи-приемки оказанных услуг</w:t>
+        <w:t xml:space="preserve">в течение 14 дней с даты подписания Сторонами акта сдачи-приемки оказанных услуг</w:t>
       </w:r>
       <w:r>
         <w:t xml:space="preserve">.</w:t>
@@ -416,10 +422,10 @@
         <w:rPr>
           <w:b/>
         </w:rPr>
-        <w:t xml:space="preserve">24Ф-39</w:t>
-      </w:r>
-      <w:r>
-        <w:t xml:space="preserve">690/12-849Д</w:t>
+        <w:t xml:space="preserve">09Ф-75</w:t>
+      </w:r>
+      <w:r>
+        <w:t xml:space="preserve">951/20-933Д</w:t>
       </w:r>
       <w:r>
         <w:t xml:space="preserve">.</w:t>
@@ -433,10 +439,10 @@
         <w:rPr>
           <w:b/>
         </w:rPr>
-        <w:t xml:space="preserve">94 2</w:t>
-      </w:r>
-      <w:r>
-        <w:t xml:space="preserve">00 000,40 (девяносто четыре миллиона двести тысяч) ₽</w:t>
+        <w:t xml:space="preserve">69 0</w:t>
+      </w:r>
+      <w:r>
+        <w:t xml:space="preserve">00,46 (шестьдесят девять тысяч) ₽</w:t>
       </w:r>
       <w:r>
         <w:t xml:space="preserve">.</w:t>
@@ -450,10 +456,10 @@
         <w:rPr>
           <w:b/>
         </w:rPr>
-        <w:t xml:space="preserve">1/3</w:t>
-      </w:r>
-      <w:r>
-        <w:t xml:space="preserve">00 ключевой ставки ЦБ РФ годовых</w:t>
+        <w:t xml:space="preserve">1</w:t>
+      </w:r>
+      <w:r>
+        <w:t xml:space="preserve">5% от стоимости неоплаченных работ</w:t>
       </w:r>
       <w:r>
         <w:t xml:space="preserve">.</w:t>
@@ -464,7 +470,7 @@
         <w:t xml:space="preserve">9.4. Контрольная запись: </w:t>
       </w:r>
       <w:r>
-        <w:t xml:space="preserve">не позднее 16.01.20</w:t>
+        <w:t xml:space="preserve">не позднее 28.09.20</w:t>
         <w:br/>
         <w:t xml:space="preserve">25</w:t>
       </w:r>
@@ -524,7 +530,7 @@
               <w:t xml:space="preserve">Адрес регистрации: </w:t>
             </w:r>
             <w:r>
-              <w:t xml:space="preserve">141300, г. Сергиев Посад, проезд Полевая, д. 24, кв. 43</w:t>
+              <w:t xml:space="preserve">170100, г. Тверь, ш. Промышленная, д. 9, кв. 77</w:t>
             </w:r>
           </w:p>
           <w:p>
@@ -563,7 +569,7 @@
               <w:t xml:space="preserve">Тел.: </w:t>
             </w:r>
             <w:r>
-              <w:t xml:space="preserve">+7 (843) 696-18-48</w:t>
+              <w:t xml:space="preserve">+7 (383) 202-70-52</w:t>
             </w:r>
           </w:p>
           <w:p>
@@ -571,7 +577,7 @@
               <w:t xml:space="preserve">E-mail: </w:t>
             </w:r>
             <w:r>
-              <w:t xml:space="preserve">titova@bk.ru</w:t>
+              <w:t xml:space="preserve">titova@corp-tehno.ru</w:t>
             </w:r>
           </w:p>
           <w:p/>
@@ -609,7 +615,7 @@
               <w:t xml:space="preserve">Адрес регистрации: </w:t>
             </w:r>
             <w:r>
-              <w:t xml:space="preserve">190000, г. Санкт-Петербург, пер. Лесная, д. 35, кв. 78</w:t>
+              <w:t xml:space="preserve">141400, г. Химки, наб. Советская, д. 12, кв. 104</w:t>
             </w:r>
           </w:p>
           <w:p>
@@ -648,7 +654,7 @@
               <w:t xml:space="preserve">Тел.: </w:t>
             </w:r>
             <w:r>
-              <w:t xml:space="preserve">+7 (495) 795-21-61</w:t>
+              <w:t xml:space="preserve">+7 (812) 723-52-28</w:t>
             </w:r>
           </w:p>
           <w:p>
@@ -656,7 +662,7 @@
               <w:t xml:space="preserve">E-mail: </w:t>
             </w:r>
             <w:r>
-              <w:t xml:space="preserve">nikitina@corp-tehno.ru</w:t>
+              <w:t xml:space="preserve">nikitina@inbox.ru</w:t>
             </w:r>
           </w:p>
           <w:p/>

--- a/tests/corpus_v2/docs/supply_0004.docx
+++ b/tests/corpus_v2/docs/supply_0004.docx
@@ -264,10 +264,46 @@
         <w:t xml:space="preserve">65 13 842994</w:t>
       </w:r>
       <w:r>
+        <w:t xml:space="preserve">. К партии приложен паспорт изделия № </w:t>
+      </w:r>
+      <w:r>
+        <w:t xml:space="preserve">91 16 562012</w:t>
+      </w:r>
+      <w:r>
+        <w:t xml:space="preserve">. Оборудование поставляется с паспортом транспортного средства № </w:t>
+      </w:r>
+      <w:r>
+        <w:t xml:space="preserve">91 20 007922</w:t>
+      </w:r>
+      <w:r>
+        <w:t xml:space="preserve">. Приёмка производится согласно техническому паспорту </w:t>
+      </w:r>
+      <w:r>
+        <w:t xml:space="preserve">27 15 599225</w:t>
+      </w:r>
+      <w:r>
+        <w:t xml:space="preserve">. СНИЛС не указан, номер заказа </w:t>
+      </w:r>
+      <w:r>
+        <w:t xml:space="preserve">641-364-702 52</w:t>
+      </w:r>
+      <w:r>
+        <w:t xml:space="preserve">. Дата рождения не проставлена, документ выдан </w:t>
+      </w:r>
+      <w:r>
+        <w:t xml:space="preserve">14.07.2017</w:t>
+      </w:r>
+      <w:r>
+        <w:t xml:space="preserve">. Код подразделения, см. артикул </w:t>
+      </w:r>
+      <w:r>
+        <w:t xml:space="preserve">311-071</w:t>
+      </w:r>
+      <w:r>
         <w:t xml:space="preserve">. Цена — </w:t>
       </w:r>
       <w:r>
-        <w:t xml:space="preserve">не менее 7 340 000 (Семи миллионов трёхсот сорока тысяч) руб. 50 копеек</w:t>
+        <w:t xml:space="preserve">не менее 85 800 000 (Восьмидесяти пяти миллионов восьмисот тысяч) руб. 00 копеек</w:t>
       </w:r>
       <w:r>
         <w:t xml:space="preserve">, НДС не облагается</w:t>
@@ -290,7 +326,7 @@
         <w:t xml:space="preserve">3.1. Место исполнения обязательств: </w:t>
       </w:r>
       <w:r>
-        <w:t xml:space="preserve">394000, г. Воронеж, ул. Кутузовский, д. 27, кв. 115</w:t>
+        <w:t xml:space="preserve">141300, г. Сергиев Посад, пер. Тверская, д. 8, кв. 9</w:t>
       </w:r>
       <w:r>
         <w:t xml:space="preserve">.</w:t>
@@ -307,7 +343,7 @@
         <w:t xml:space="preserve"> по телефону </w:t>
       </w:r>
       <w:r>
-        <w:t xml:space="preserve">+7 (383) 740-55-97</w:t>
+        <w:t xml:space="preserve">+7 (812) 106-72-16</w:t>
       </w:r>
       <w:r>
         <w:t xml:space="preserve">.</w:t>
@@ -318,7 +354,7 @@
         <w:t xml:space="preserve">3.3. Срок исполнения обязательств — </w:t>
       </w:r>
       <w:r>
-        <w:t xml:space="preserve">в течение 30 (Тридцати) банковских дней с момента заключения контракта</w:t>
+        <w:t xml:space="preserve">в течение 5 (Пяти) банковских дней с момента заключения контракта</w:t>
       </w:r>
       <w:r>
         <w:t xml:space="preserve">.</w:t>
@@ -383,7 +419,7 @@
         <w:t xml:space="preserve">Сторона, для которой создалась невозможность исполнения, обязана уведомить другую Сторону. Срок уведомления — </w:t>
       </w:r>
       <w:r>
-        <w:t xml:space="preserve">не позднее 14.07.2025</w:t>
+        <w:t xml:space="preserve">не позднее 28.09.2025</w:t>
       </w:r>
       <w:r>
         <w:t xml:space="preserve">.</w:t>
@@ -397,7 +433,7 @@
         <w:t xml:space="preserve">Все споры и разногласия решаются путём переговоров. Претензионный порядок обязателен, срок ответа на претензию — </w:t>
       </w:r>
       <w:r>
-        <w:t xml:space="preserve">в течение 14 дней с даты подписания Сторонами акта сдачи-приемки оказанных услуг</w:t>
+        <w:t xml:space="preserve">в течение 7 дней с даты подписания Сторонами акта сдачи-приемки оказанных услуг</w:t>
       </w:r>
       <w:r>
         <w:t xml:space="preserve">.</w:t>
@@ -422,10 +458,10 @@
         <w:rPr>
           <w:b/>
         </w:rPr>
-        <w:t xml:space="preserve">09Ф-75</w:t>
-      </w:r>
-      <w:r>
-        <w:t xml:space="preserve">951/20-933Д</w:t>
+        <w:t xml:space="preserve">49Ф-76</w:t>
+      </w:r>
+      <w:r>
+        <w:t xml:space="preserve">354/12-308Д</w:t>
       </w:r>
       <w:r>
         <w:t xml:space="preserve">.</w:t>
@@ -439,10 +475,10 @@
         <w:rPr>
           <w:b/>
         </w:rPr>
-        <w:t xml:space="preserve">69 0</w:t>
-      </w:r>
-      <w:r>
-        <w:t xml:space="preserve">00,46 (шестьдесят девять тысяч) ₽</w:t>
+        <w:t xml:space="preserve">4 9</w:t>
+      </w:r>
+      <w:r>
+        <w:t xml:space="preserve">30 000,34 (четыре миллиона девятьсот тридцать тысяч) ₽</w:t>
       </w:r>
       <w:r>
         <w:t xml:space="preserve">.</w:t>
@@ -459,7 +495,7 @@
         <w:t xml:space="preserve">1</w:t>
       </w:r>
       <w:r>
-        <w:t xml:space="preserve">5% от стоимости неоплаченных работ</w:t>
+        <w:t xml:space="preserve">0 (десять) процентов за каждый день просрочки</w:t>
       </w:r>
       <w:r>
         <w:t xml:space="preserve">.</w:t>
@@ -470,9 +506,9 @@
         <w:t xml:space="preserve">9.4. Контрольная запись: </w:t>
       </w:r>
       <w:r>
-        <w:t xml:space="preserve">не позднее 28.09.20</w:t>
+        <w:t xml:space="preserve">не позднее 13.05.20</w:t>
         <w:br/>
-        <w:t xml:space="preserve">25</w:t>
+        <w:t xml:space="preserve">26</w:t>
       </w:r>
       <w:r>
         <w:t xml:space="preserve">.</w:t>
@@ -530,7 +566,7 @@
               <w:t xml:space="preserve">Адрес регистрации: </w:t>
             </w:r>
             <w:r>
-              <w:t xml:space="preserve">170100, г. Тверь, ш. Промышленная, д. 9, кв. 77</w:t>
+              <w:t xml:space="preserve">170100, г. Тверь, просп. Промышленная, д. 51, кв. 80</w:t>
             </w:r>
           </w:p>
           <w:p>
@@ -569,7 +605,7 @@
               <w:t xml:space="preserve">Тел.: </w:t>
             </w:r>
             <w:r>
-              <w:t xml:space="preserve">+7 (383) 202-70-52</w:t>
+              <w:t xml:space="preserve">+7 (495) 906-76-32</w:t>
             </w:r>
           </w:p>
           <w:p>
@@ -577,7 +613,7 @@
               <w:t xml:space="preserve">E-mail: </w:t>
             </w:r>
             <w:r>
-              <w:t xml:space="preserve">titova@corp-tehno.ru</w:t>
+              <w:t xml:space="preserve">titova@sibtrans.ru</w:t>
             </w:r>
           </w:p>
           <w:p/>
@@ -615,7 +651,7 @@
               <w:t xml:space="preserve">Адрес регистрации: </w:t>
             </w:r>
             <w:r>
-              <w:t xml:space="preserve">141400, г. Химки, наб. Советская, д. 12, кв. 104</w:t>
+              <w:t xml:space="preserve">190000, г. Санкт-Петербург, ул. Промышленная, д. 78, кв. 84</w:t>
             </w:r>
           </w:p>
           <w:p>
@@ -654,7 +690,7 @@
               <w:t xml:space="preserve">Тел.: </w:t>
             </w:r>
             <w:r>
-              <w:t xml:space="preserve">+7 (812) 723-52-28</w:t>
+              <w:t xml:space="preserve">+7 (812) 335-52-17</w:t>
             </w:r>
           </w:p>
           <w:p>
@@ -662,7 +698,7 @@
               <w:t xml:space="preserve">E-mail: </w:t>
             </w:r>
             <w:r>
-              <w:t xml:space="preserve">nikitina@inbox.ru</w:t>
+              <w:t xml:space="preserve">nikitina@romashka.ru</w:t>
             </w:r>
           </w:p>
           <w:p/>

--- a/tests/corpus_v2/docs/supply_0004.docx
+++ b/tests/corpus_v2/docs/supply_0004.docx
@@ -312,218 +312,120 @@
         <w:t xml:space="preserve">.</w:t>
       </w:r>
     </w:p>
-    <w:p/>
-    <w:p>
-      <w:r>
-        <w:rPr>
-          <w:b/>
-        </w:rPr>
-        <w:t xml:space="preserve">3. МЕСТО И СРОКИ ИСПОЛНЕНИЯ</w:t>
-      </w:r>
-    </w:p>
-    <w:p>
-      <w:r>
-        <w:t xml:space="preserve">3.1. Место исполнения обязательств: </w:t>
-      </w:r>
-      <w:r>
-        <w:t xml:space="preserve">141300, г. Сергиев Посад, пер. Тверская, д. 8, кв. 9</w:t>
-      </w:r>
-      <w:r>
-        <w:t xml:space="preserve">.</w:t>
-      </w:r>
-    </w:p>
-    <w:p>
-      <w:r>
-        <w:t xml:space="preserve">3.2. Уведомления направляются </w:t>
-      </w:r>
-      <w:r>
-        <w:t xml:space="preserve">Никитиной Елене Дмитриевне</w:t>
-      </w:r>
-      <w:r>
-        <w:t xml:space="preserve"> по телефону </w:t>
-      </w:r>
-      <w:r>
-        <w:t xml:space="preserve">+7 (812) 106-72-16</w:t>
-      </w:r>
-      <w:r>
-        <w:t xml:space="preserve">.</w:t>
-      </w:r>
-    </w:p>
-    <w:p>
-      <w:r>
-        <w:t xml:space="preserve">3.3. Срок исполнения обязательств — </w:t>
-      </w:r>
-      <w:r>
-        <w:t xml:space="preserve">в течение 5 (Пяти) банковских дней с момента заключения контракта</w:t>
-      </w:r>
-      <w:r>
-        <w:t xml:space="preserve">.</w:t>
-      </w:r>
-    </w:p>
-    <w:p/>
-    <w:p>
-      <w:r>
-        <w:rPr>
-          <w:b/>
-        </w:rPr>
-        <w:t xml:space="preserve">4. ПРОЧИЕ УСЛОВИЯ</w:t>
-      </w:r>
-    </w:p>
-    <w:p>
-      <w:r>
-        <w:t xml:space="preserve">4.1. </w:t>
-      </w:r>
-      <w:r>
-        <w:t xml:space="preserve">Стороны несут ответственность за неисполнение или ненадлежащее исполнение обязательств в соответствии с законодательством Российской Федерации.</w:t>
-      </w:r>
-    </w:p>
-    <w:p>
-      <w:r>
-        <w:t xml:space="preserve">4.2. </w:t>
-      </w:r>
-      <w:r>
-        <w:t xml:space="preserve">Размер неустойки за нарушение сроков оплаты: </w:t>
-      </w:r>
-      <w:r>
-        <w:t xml:space="preserve">1/130 ключевой ставки ЦБ РФ от общей суммы счета</w:t>
-      </w:r>
-      <w:r>
-        <w:t xml:space="preserve">, но не более </w:t>
-      </w:r>
-      <w:r>
-        <w:t xml:space="preserve">0,05 (пять сотых процента) процента от цены Договора</w:t>
-      </w:r>
-      <w:r>
-        <w:t xml:space="preserve">. Предельный размер ответственности: </w:t>
-      </w:r>
-      <w:r>
-        <w:t xml:space="preserve">1/300 ключевой ставки ЦБ РФ от цены Договора</w:t>
-      </w:r>
-      <w:r>
-        <w:t xml:space="preserve">.</w:t>
-      </w:r>
-    </w:p>
-    <w:p>
-      <w:r>
-        <w:t xml:space="preserve">4.3. </w:t>
-      </w:r>
-      <w:r>
-        <w:t xml:space="preserve">Стороны освобождаются от ответственности при наступлении обстоятельств непреодолимой силы, если они прямо повлияли на исполнение обязательств.</w:t>
-      </w:r>
-    </w:p>
-    <w:p>
-      <w:r>
-        <w:t xml:space="preserve">4.4. </w:t>
-      </w:r>
-      <w:r>
-        <w:t xml:space="preserve">Сторона, для которой создалась невозможность исполнения, обязана уведомить другую Сторону. Срок уведомления — </w:t>
-      </w:r>
-      <w:r>
-        <w:t xml:space="preserve">не позднее 28.09.2025</w:t>
-      </w:r>
-      <w:r>
-        <w:t xml:space="preserve">.</w:t>
-      </w:r>
-    </w:p>
-    <w:p>
-      <w:r>
-        <w:t xml:space="preserve">4.5. </w:t>
-      </w:r>
-      <w:r>
-        <w:t xml:space="preserve">Все споры и разногласия решаются путём переговоров. Претензионный порядок обязателен, срок ответа на претензию — </w:t>
-      </w:r>
-      <w:r>
-        <w:t xml:space="preserve">в течение 7 дней с даты подписания Сторонами акта сдачи-приемки оказанных услуг</w:t>
-      </w:r>
-      <w:r>
-        <w:t xml:space="preserve">.</w:t>
-      </w:r>
-    </w:p>
-    <w:p/>
-    <w:p/>
-    <w:p/>
-    <w:p>
-      <w:r>
-        <w:rPr>
-          <w:b/>
-        </w:rPr>
-        <w:t xml:space="preserve">9. КОНТРОЛЬНЫЕ ВЕЛИЧИНЫ</w:t>
-      </w:r>
-    </w:p>
-    <w:p>
-      <w:r>
-        <w:t xml:space="preserve">9.1. Контрольная запись: </w:t>
-      </w:r>
-      <w:r>
-        <w:rPr>
-          <w:b/>
-        </w:rPr>
-        <w:t xml:space="preserve">49Ф-76</w:t>
-      </w:r>
-      <w:r>
-        <w:t xml:space="preserve">354/12-308Д</w:t>
-      </w:r>
-      <w:r>
-        <w:t xml:space="preserve">.</w:t>
-      </w:r>
-    </w:p>
-    <w:p>
-      <w:r>
-        <w:t xml:space="preserve">9.2. Контрольная запись: </w:t>
-      </w:r>
-      <w:r>
-        <w:rPr>
-          <w:b/>
-        </w:rPr>
-        <w:t xml:space="preserve">4 9</w:t>
-      </w:r>
-      <w:r>
-        <w:t xml:space="preserve">30 000,34 (четыре миллиона девятьсот тридцать тысяч) ₽</w:t>
-      </w:r>
-      <w:r>
-        <w:t xml:space="preserve">.</w:t>
-      </w:r>
-    </w:p>
-    <w:p>
-      <w:r>
-        <w:t xml:space="preserve">9.3. Контрольная запись: </w:t>
-      </w:r>
-      <w:r>
-        <w:rPr>
-          <w:b/>
-        </w:rPr>
-        <w:t xml:space="preserve">1</w:t>
-      </w:r>
-      <w:r>
-        <w:t xml:space="preserve">0 (десять) процентов за каждый день просрочки</w:t>
-      </w:r>
-      <w:r>
-        <w:t xml:space="preserve">.</w:t>
-      </w:r>
-    </w:p>
-    <w:p>
-      <w:r>
-        <w:t xml:space="preserve">9.4. Контрольная запись: </w:t>
-      </w:r>
-      <w:r>
-        <w:t xml:space="preserve">не позднее 13.05.20</w:t>
-        <w:br/>
-        <w:t xml:space="preserve">26</w:t>
-      </w:r>
-      <w:r>
-        <w:t xml:space="preserve">.</w:t>
-      </w:r>
-    </w:p>
-    <w:p/>
-    <w:p>
-      <w:r>
-        <w:rPr>
-          <w:b/>
-        </w:rPr>
-        <w:t xml:space="preserve">РЕКВИЗИТЫ И ПОДПИСИ СТОРОН</w:t>
-      </w:r>
-    </w:p>
-    <w:p/>
+    <w:p>
+      <w:r>
+        <w:t xml:space="preserve">2.5. </w:t>
+      </w:r>
+      <w:r>
+        <w:t xml:space="preserve">Товар маркирован штрихкодом </w:t>
+      </w:r>
+      <w:r>
+        <w:t xml:space="preserve">4601358039931</w:t>
+      </w:r>
+      <w:r>
+        <w:t xml:space="preserve">. Код контрагента по ОКПО — </w:t>
+      </w:r>
+      <w:r>
+        <w:t xml:space="preserve">4434292242</w:t>
+      </w:r>
+      <w:r>
+        <w:t xml:space="preserve">. Оборудование учтено под инвентарным номером </w:t>
+      </w:r>
+      <w:r>
+        <w:t xml:space="preserve">040110788</w:t>
+      </w:r>
+      <w:r>
+        <w:t xml:space="preserve">, складской позиции присвоен номер </w:t>
+      </w:r>
+      <w:r>
+        <w:t xml:space="preserve">528166873</w:t>
+      </w:r>
+      <w:r>
+        <w:t xml:space="preserve">.</w:t>
+      </w:r>
+    </w:p>
+    <w:p>
+      <w:r>
+        <w:t xml:space="preserve">2.6. </w:t>
+      </w:r>
+      <w:r>
+        <w:t xml:space="preserve">Оплата по счёту-фактуре на КБК </w:t>
+      </w:r>
+      <w:r>
+        <w:t xml:space="preserve">18210101011011000116</w:t>
+      </w:r>
+      <w:r>
+        <w:t xml:space="preserve">. ИНН не присвоен, регистрационный № </w:t>
+      </w:r>
+      <w:r>
+        <w:t xml:space="preserve">3405510445</w:t>
+      </w:r>
+      <w:r>
+        <w:t xml:space="preserve">. ИНН не присвоен, платёжный документ № </w:t>
+      </w:r>
+      <w:r>
+        <w:t xml:space="preserve">413037549803</w:t>
+      </w:r>
+      <w:r>
+        <w:t xml:space="preserve">. Заказчик действует в лице </w:t>
+      </w:r>
+      <w:r>
+        <w:t xml:space="preserve">уполномоченного представителя</w:t>
+      </w:r>
+      <w:r>
+        <w:t xml:space="preserve">, назначаемого приказом.</w:t>
+      </w:r>
+    </w:p>
+    <w:p>
+      <w:r>
+        <w:t xml:space="preserve">2.7. </w:t>
+      </w:r>
+      <w:r>
+        <w:t xml:space="preserve">Массовая доля влаги в товаре — </w:t>
+      </w:r>
+      <w:r>
+        <w:t xml:space="preserve">не более 9 %</w:t>
+      </w:r>
+      <w:r>
+        <w:t xml:space="preserve">. Товар подлежит хранению </w:t>
+      </w:r>
+      <w:r>
+        <w:t xml:space="preserve">в течение 24 часов</w:t>
+      </w:r>
+      <w:r>
+        <w:t xml:space="preserve"> при температуре не выше +4 °C. Срок исковой давности по требованиям, вытекающим из Договора, составляет </w:t>
+      </w:r>
+      <w:r>
+        <w:t xml:space="preserve">в течение трёх лет</w:t>
+      </w:r>
+      <w:r>
+        <w:t xml:space="preserve">, как установлено статьёй 196 Гражданского кодекса Российской Федерации. Обработка данных ведётся согласно Федеральному закону от 27.07.2006 № 152-ФЗ </w:t>
+      </w:r>
+      <w:r>
+        <w:t xml:space="preserve">«О персональных данных»</w:t>
+      </w:r>
+      <w:r>
+        <w:t xml:space="preserve">. Товар поставляется под маркой </w:t>
+      </w:r>
+      <w:r>
+        <w:t xml:space="preserve">«Стандарт»</w:t>
+      </w:r>
+      <w:r>
+        <w:t xml:space="preserve">. Влажность определяется </w:t>
+      </w:r>
+      <w:r>
+        <w:t xml:space="preserve">по методу Кьельдаля</w:t>
+      </w:r>
+      <w:r>
+        <w:t xml:space="preserve">. Споры передаются на рассмотрение в Арбитражный суд </w:t>
+      </w:r>
+      <w:r>
+        <w:t xml:space="preserve">города Москвы</w:t>
+      </w:r>
+      <w:r>
+        <w:t xml:space="preserve">.</w:t>
+      </w:r>
+    </w:p>
     <w:tbl>
       <w:tblPr>
         <w:tblW w:w="9360" w:type="dxa"/>
@@ -547,82 +449,7 @@
           </w:tcPr>
           <w:p>
             <w:r>
-              <w:rPr>
-                <w:b/>
-              </w:rPr>
-              <w:t xml:space="preserve">Поставщик:</w:t>
-            </w:r>
-          </w:p>
-          <w:p>
-            <w:r>
-              <w:t xml:space="preserve">Индивидуальный предприниматель </w:t>
-            </w:r>
-            <w:r>
-              <w:t xml:space="preserve">Титова Ирина Алексеевна</w:t>
-            </w:r>
-          </w:p>
-          <w:p>
-            <w:r>
-              <w:t xml:space="preserve">Адрес регистрации: </w:t>
-            </w:r>
-            <w:r>
-              <w:t xml:space="preserve">170100, г. Тверь, просп. Промышленная, д. 51, кв. 80</w:t>
-            </w:r>
-          </w:p>
-          <w:p>
-            <w:r>
-              <w:t xml:space="preserve">ИНН </w:t>
-            </w:r>
-            <w:r>
-              <w:t xml:space="preserve">787605178708</w:t>
-            </w:r>
-            <w:r>
-              <w:t xml:space="preserve"> ОГРНИП </w:t>
-            </w:r>
-            <w:r>
-              <w:t xml:space="preserve">381459803880535</w:t>
-            </w:r>
-          </w:p>
-          <w:p>
-            <w:r>
-              <w:t xml:space="preserve">р/с </w:t>
-            </w:r>
-            <w:r>
-              <w:t xml:space="preserve">40802810388026508360</w:t>
-            </w:r>
-            <w:r>
-              <w:t xml:space="preserve"> в ПАО «Банк «Санкт-Петербург»</w:t>
-            </w:r>
-            <w:r>
-              <w:t xml:space="preserve">, БИК </w:t>
-            </w:r>
-            <w:r>
-              <w:t xml:space="preserve">044030790</w:t>
-            </w:r>
-          </w:p>
-          <w:p>
-            <w:r>
-              <w:t xml:space="preserve">Тел.: </w:t>
-            </w:r>
-            <w:r>
-              <w:t xml:space="preserve">+7 (495) 906-76-32</w:t>
-            </w:r>
-          </w:p>
-          <w:p>
-            <w:r>
-              <w:t xml:space="preserve">E-mail: </w:t>
-            </w:r>
-            <w:r>
-              <w:t xml:space="preserve">titova@sibtrans.ru</w:t>
-            </w:r>
-          </w:p>
-          <w:p/>
-          <w:p>
-            <w:r>
-              <w:t xml:space="preserve">ИП ______________ </w:t>
-            </w:r>
-            <w:r>
-              <w:t xml:space="preserve">Титова И. А.</w:t>
+              <w:t xml:space="preserve">8</w:t>
             </w:r>
           </w:p>
         </w:tc>
@@ -632,6 +459,332 @@
           </w:tcPr>
           <w:p>
             <w:r>
+              <w:t xml:space="preserve">2176243569</w:t>
+            </w:r>
+          </w:p>
+        </w:tc>
+      </w:tr>
+    </w:tbl>
+    <w:p/>
+    <w:p>
+      <w:r>
+        <w:rPr>
+          <w:b/>
+        </w:rPr>
+        <w:t xml:space="preserve">3. МЕСТО И СРОКИ ИСПОЛНЕНИЯ</w:t>
+      </w:r>
+    </w:p>
+    <w:p>
+      <w:r>
+        <w:t xml:space="preserve">3.1. Место исполнения обязательств: </w:t>
+      </w:r>
+      <w:r>
+        <w:t xml:space="preserve">344002, г. Ростов-на-Дону, пер. Садовая, д. 39, кв. 200</w:t>
+      </w:r>
+      <w:r>
+        <w:t xml:space="preserve">.</w:t>
+      </w:r>
+    </w:p>
+    <w:p>
+      <w:r>
+        <w:t xml:space="preserve">3.2. Уведомления направляются </w:t>
+      </w:r>
+      <w:r>
+        <w:t xml:space="preserve">Никитиной Елене Дмитриевне</w:t>
+      </w:r>
+      <w:r>
+        <w:t xml:space="preserve"> по телефону </w:t>
+      </w:r>
+      <w:r>
+        <w:t xml:space="preserve">+7 (495) 795-21-61</w:t>
+      </w:r>
+      <w:r>
+        <w:t xml:space="preserve">.</w:t>
+      </w:r>
+    </w:p>
+    <w:p>
+      <w:r>
+        <w:t xml:space="preserve">3.3. Срок исполнения обязательств — </w:t>
+      </w:r>
+      <w:r>
+        <w:t xml:space="preserve">в течение 14 (Четырнадцати) банковских дней с момента заключения контракта</w:t>
+      </w:r>
+      <w:r>
+        <w:t xml:space="preserve">.</w:t>
+      </w:r>
+    </w:p>
+    <w:p/>
+    <w:p>
+      <w:r>
+        <w:rPr>
+          <w:b/>
+        </w:rPr>
+        <w:t xml:space="preserve">4. ПРОЧИЕ УСЛОВИЯ</w:t>
+      </w:r>
+    </w:p>
+    <w:p>
+      <w:r>
+        <w:t xml:space="preserve">4.1. </w:t>
+      </w:r>
+      <w:r>
+        <w:t xml:space="preserve">Стороны несут ответственность за неисполнение или ненадлежащее исполнение обязательств в соответствии с законодательством Российской Федерации.</w:t>
+      </w:r>
+    </w:p>
+    <w:p>
+      <w:r>
+        <w:t xml:space="preserve">4.2. </w:t>
+      </w:r>
+      <w:r>
+        <w:t xml:space="preserve">Размер неустойки за нарушение сроков оплаты: </w:t>
+      </w:r>
+      <w:r>
+        <w:t xml:space="preserve">1/130 ключевой ставки ЦБ РФ от общей суммы счета</w:t>
+      </w:r>
+      <w:r>
+        <w:t xml:space="preserve">, но не более </w:t>
+      </w:r>
+      <w:r>
+        <w:t xml:space="preserve">0,05 (пять сотых процента) процента от цены Договора</w:t>
+      </w:r>
+      <w:r>
+        <w:t xml:space="preserve">. Предельный размер ответственности: </w:t>
+      </w:r>
+      <w:r>
+        <w:t xml:space="preserve">1/300 ключевой ставки ЦБ РФ от цены Договора</w:t>
+      </w:r>
+      <w:r>
+        <w:t xml:space="preserve">.</w:t>
+      </w:r>
+    </w:p>
+    <w:p>
+      <w:r>
+        <w:t xml:space="preserve">4.3. </w:t>
+      </w:r>
+      <w:r>
+        <w:t xml:space="preserve">Стороны освобождаются от ответственности при наступлении обстоятельств непреодолимой силы, если они прямо повлияли на исполнение обязательств.</w:t>
+      </w:r>
+    </w:p>
+    <w:p>
+      <w:r>
+        <w:t xml:space="preserve">4.4. </w:t>
+      </w:r>
+      <w:r>
+        <w:t xml:space="preserve">Сторона, для которой создалась невозможность исполнения, обязана уведомить другую Сторону. Срок уведомления — </w:t>
+      </w:r>
+      <w:r>
+        <w:t xml:space="preserve">не позднее 20.06.2025</w:t>
+      </w:r>
+      <w:r>
+        <w:t xml:space="preserve">.</w:t>
+      </w:r>
+    </w:p>
+    <w:p>
+      <w:r>
+        <w:t xml:space="preserve">4.5. </w:t>
+      </w:r>
+      <w:r>
+        <w:t xml:space="preserve">Все споры и разногласия решаются путём переговоров. Претензионный порядок обязателен, срок ответа на претензию — </w:t>
+      </w:r>
+      <w:r>
+        <w:t xml:space="preserve">в течение 30 дней с даты подписания Сторонами акта сдачи-приемки оказанных услуг</w:t>
+      </w:r>
+      <w:r>
+        <w:t xml:space="preserve">.</w:t>
+      </w:r>
+    </w:p>
+    <w:p/>
+    <w:p/>
+    <w:p/>
+    <w:p>
+      <w:r>
+        <w:rPr>
+          <w:b/>
+        </w:rPr>
+        <w:t xml:space="preserve">9. КОНТРОЛЬНЫЕ ВЕЛИЧИНЫ</w:t>
+      </w:r>
+    </w:p>
+    <w:p>
+      <w:r>
+        <w:t xml:space="preserve">9.1. Контрольная запись: </w:t>
+      </w:r>
+      <w:r>
+        <w:rPr>
+          <w:b/>
+        </w:rPr>
+        <w:t xml:space="preserve">28Ф-93</w:t>
+      </w:r>
+      <w:r>
+        <w:t xml:space="preserve">502/22-319Д</w:t>
+      </w:r>
+      <w:r>
+        <w:t xml:space="preserve">.</w:t>
+      </w:r>
+    </w:p>
+    <w:p>
+      <w:r>
+        <w:t xml:space="preserve">9.2. Контрольная запись: </w:t>
+      </w:r>
+      <w:r>
+        <w:rPr>
+          <w:b/>
+        </w:rPr>
+        <w:t xml:space="preserve">9</w:t>
+      </w:r>
+      <w:r>
+        <w:t xml:space="preserve">76 000,60 (девятьсот семьдесят шесть тысяч) ₽</w:t>
+      </w:r>
+      <w:r>
+        <w:t xml:space="preserve">.</w:t>
+      </w:r>
+    </w:p>
+    <w:p>
+      <w:r>
+        <w:t xml:space="preserve">9.3. Контрольная запись: </w:t>
+      </w:r>
+      <w:r>
+        <w:rPr>
+          <w:b/>
+        </w:rPr>
+        <w:t xml:space="preserve">1</w:t>
+      </w:r>
+      <w:r>
+        <w:t xml:space="preserve">5% от стоимости неоплаченных работ</w:t>
+      </w:r>
+      <w:r>
+        <w:t xml:space="preserve">.</w:t>
+      </w:r>
+    </w:p>
+    <w:p>
+      <w:r>
+        <w:t xml:space="preserve">9.4. Контрольная запись: </w:t>
+      </w:r>
+      <w:r>
+        <w:t xml:space="preserve">не позднее 11.05.20</w:t>
+        <w:br/>
+        <w:t xml:space="preserve">25</w:t>
+      </w:r>
+      <w:r>
+        <w:t xml:space="preserve">.</w:t>
+      </w:r>
+    </w:p>
+    <w:p/>
+    <w:p>
+      <w:r>
+        <w:rPr>
+          <w:b/>
+        </w:rPr>
+        <w:t xml:space="preserve">РЕКВИЗИТЫ И ПОДПИСИ СТОРОН</w:t>
+      </w:r>
+    </w:p>
+    <w:p/>
+    <w:tbl>
+      <w:tblPr>
+        <w:tblW w:w="9360" w:type="dxa"/>
+        <w:tblBorders>
+          <w:top w:val="single" w:sz="4" w:color="auto"/>
+          <w:left w:val="single" w:sz="4" w:color="auto"/>
+          <w:bottom w:val="single" w:sz="4" w:color="auto"/>
+          <w:right w:val="single" w:sz="4" w:color="auto"/>
+          <w:insideH w:val="single" w:sz="4" w:color="auto"/>
+          <w:insideV w:val="single" w:sz="4" w:color="auto"/>
+        </w:tblBorders>
+      </w:tblPr>
+      <w:tblGrid>
+        <w:gridCol w:w="4680"/>
+        <w:gridCol w:w="4680"/>
+      </w:tblGrid>
+      <w:tr>
+        <w:tc>
+          <w:tcPr>
+            <w:tcW w:w="4680" w:type="dxa"/>
+          </w:tcPr>
+          <w:p>
+            <w:r>
+              <w:rPr>
+                <w:b/>
+              </w:rPr>
+              <w:t xml:space="preserve">Поставщик:</w:t>
+            </w:r>
+          </w:p>
+          <w:p>
+            <w:r>
+              <w:t xml:space="preserve">Индивидуальный предприниматель </w:t>
+            </w:r>
+            <w:r>
+              <w:t xml:space="preserve">Титова Ирина Алексеевна</w:t>
+            </w:r>
+          </w:p>
+          <w:p>
+            <w:r>
+              <w:t xml:space="preserve">Адрес регистрации: </w:t>
+            </w:r>
+            <w:r>
+              <w:t xml:space="preserve">630099, г. Новосибирск, проезд Советская, д. 5, кв. 63</w:t>
+            </w:r>
+          </w:p>
+          <w:p>
+            <w:r>
+              <w:t xml:space="preserve">ИНН </w:t>
+            </w:r>
+            <w:r>
+              <w:t xml:space="preserve">787605178708</w:t>
+            </w:r>
+            <w:r>
+              <w:t xml:space="preserve"> ОГРНИП </w:t>
+            </w:r>
+            <w:r>
+              <w:t xml:space="preserve">381459803880535</w:t>
+            </w:r>
+          </w:p>
+          <w:p>
+            <w:r>
+              <w:t xml:space="preserve">р/с </w:t>
+            </w:r>
+            <w:r>
+              <w:t xml:space="preserve">40802810388026508360</w:t>
+            </w:r>
+            <w:r>
+              <w:t xml:space="preserve"> в ПАО «Банк «Санкт-Петербург»</w:t>
+            </w:r>
+            <w:r>
+              <w:t xml:space="preserve">, БИК </w:t>
+            </w:r>
+            <w:r>
+              <w:t xml:space="preserve">044030790</w:t>
+            </w:r>
+          </w:p>
+          <w:p>
+            <w:r>
+              <w:t xml:space="preserve">Тел.: </w:t>
+            </w:r>
+            <w:r>
+              <w:t xml:space="preserve">+7 (843) 792-53-38</w:t>
+            </w:r>
+          </w:p>
+          <w:p>
+            <w:r>
+              <w:t xml:space="preserve">E-mail: </w:t>
+            </w:r>
+            <w:r>
+              <w:t xml:space="preserve">titova@yandex.ru</w:t>
+            </w:r>
+          </w:p>
+          <w:p/>
+          <w:p>
+            <w:r>
+              <w:t xml:space="preserve">ИП ______________ </w:t>
+            </w:r>
+            <w:r>
+              <w:t xml:space="preserve">Титова И. А.</w:t>
+            </w:r>
+          </w:p>
+        </w:tc>
+        <w:tc>
+          <w:tcPr>
+            <w:tcW w:w="4680" w:type="dxa"/>
+          </w:tcPr>
+          <w:p>
+            <w:r>
               <w:rPr>
                 <w:b/>
               </w:rPr>
@@ -651,7 +804,7 @@
               <w:t xml:space="preserve">Адрес регистрации: </w:t>
             </w:r>
             <w:r>
-              <w:t xml:space="preserve">190000, г. Санкт-Петербург, ул. Промышленная, д. 78, кв. 84</w:t>
+              <w:t xml:space="preserve">614000, г. Пермь, проезд Гагарина, д. 39, кв. 23</w:t>
             </w:r>
           </w:p>
           <w:p>
@@ -690,7 +843,7 @@
               <w:t xml:space="preserve">Тел.: </w:t>
             </w:r>
             <w:r>
-              <w:t xml:space="preserve">+7 (812) 335-52-17</w:t>
+              <w:t xml:space="preserve">+7 (499) 903-40-40</w:t>
             </w:r>
           </w:p>
           <w:p>
@@ -698,7 +851,7 @@
               <w:t xml:space="preserve">E-mail: </w:t>
             </w:r>
             <w:r>
-              <w:t xml:space="preserve">nikitina@romashka.ru</w:t>
+              <w:t xml:space="preserve">nikitina@mail.ru</w:t>
             </w:r>
           </w:p>
           <w:p/>

--- a/tests/corpus_v2/docs/supply_0004.docx
+++ b/tests/corpus_v2/docs/supply_0004.docx
@@ -465,218 +465,34 @@
         </w:tc>
       </w:tr>
     </w:tbl>
-    <w:p/>
-    <w:p>
-      <w:r>
-        <w:rPr>
-          <w:b/>
-        </w:rPr>
-        <w:t xml:space="preserve">3. МЕСТО И СРОКИ ИСПОЛНЕНИЯ</w:t>
-      </w:r>
-    </w:p>
-    <w:p>
-      <w:r>
-        <w:t xml:space="preserve">3.1. Место исполнения обязательств: </w:t>
-      </w:r>
-      <w:r>
-        <w:t xml:space="preserve">344002, г. Ростов-на-Дону, пер. Садовая, д. 39, кв. 200</w:t>
-      </w:r>
-      <w:r>
-        <w:t xml:space="preserve">.</w:t>
-      </w:r>
-    </w:p>
-    <w:p>
-      <w:r>
-        <w:t xml:space="preserve">3.2. Уведомления направляются </w:t>
-      </w:r>
-      <w:r>
-        <w:t xml:space="preserve">Никитиной Елене Дмитриевне</w:t>
-      </w:r>
-      <w:r>
-        <w:t xml:space="preserve"> по телефону </w:t>
-      </w:r>
-      <w:r>
-        <w:t xml:space="preserve">+7 (495) 795-21-61</w:t>
-      </w:r>
-      <w:r>
-        <w:t xml:space="preserve">.</w:t>
-      </w:r>
-    </w:p>
-    <w:p>
-      <w:r>
-        <w:t xml:space="preserve">3.3. Срок исполнения обязательств — </w:t>
-      </w:r>
-      <w:r>
-        <w:t xml:space="preserve">в течение 14 (Четырнадцати) банковских дней с момента заключения контракта</w:t>
-      </w:r>
-      <w:r>
-        <w:t xml:space="preserve">.</w:t>
-      </w:r>
-    </w:p>
-    <w:p/>
-    <w:p>
-      <w:r>
-        <w:rPr>
-          <w:b/>
-        </w:rPr>
-        <w:t xml:space="preserve">4. ПРОЧИЕ УСЛОВИЯ</w:t>
-      </w:r>
-    </w:p>
-    <w:p>
-      <w:r>
-        <w:t xml:space="preserve">4.1. </w:t>
-      </w:r>
-      <w:r>
-        <w:t xml:space="preserve">Стороны несут ответственность за неисполнение или ненадлежащее исполнение обязательств в соответствии с законодательством Российской Федерации.</w:t>
-      </w:r>
-    </w:p>
-    <w:p>
-      <w:r>
-        <w:t xml:space="preserve">4.2. </w:t>
-      </w:r>
-      <w:r>
-        <w:t xml:space="preserve">Размер неустойки за нарушение сроков оплаты: </w:t>
-      </w:r>
-      <w:r>
-        <w:t xml:space="preserve">1/130 ключевой ставки ЦБ РФ от общей суммы счета</w:t>
-      </w:r>
-      <w:r>
-        <w:t xml:space="preserve">, но не более </w:t>
-      </w:r>
-      <w:r>
-        <w:t xml:space="preserve">0,05 (пять сотых процента) процента от цены Договора</w:t>
-      </w:r>
-      <w:r>
-        <w:t xml:space="preserve">. Предельный размер ответственности: </w:t>
-      </w:r>
-      <w:r>
-        <w:t xml:space="preserve">1/300 ключевой ставки ЦБ РФ от цены Договора</w:t>
-      </w:r>
-      <w:r>
-        <w:t xml:space="preserve">.</w:t>
-      </w:r>
-    </w:p>
-    <w:p>
-      <w:r>
-        <w:t xml:space="preserve">4.3. </w:t>
-      </w:r>
-      <w:r>
-        <w:t xml:space="preserve">Стороны освобождаются от ответственности при наступлении обстоятельств непреодолимой силы, если они прямо повлияли на исполнение обязательств.</w:t>
-      </w:r>
-    </w:p>
-    <w:p>
-      <w:r>
-        <w:t xml:space="preserve">4.4. </w:t>
-      </w:r>
-      <w:r>
-        <w:t xml:space="preserve">Сторона, для которой создалась невозможность исполнения, обязана уведомить другую Сторону. Срок уведомления — </w:t>
-      </w:r>
-      <w:r>
-        <w:t xml:space="preserve">не позднее 20.06.2025</w:t>
-      </w:r>
-      <w:r>
-        <w:t xml:space="preserve">.</w:t>
-      </w:r>
-    </w:p>
-    <w:p>
-      <w:r>
-        <w:t xml:space="preserve">4.5. </w:t>
-      </w:r>
-      <w:r>
-        <w:t xml:space="preserve">Все споры и разногласия решаются путём переговоров. Претензионный порядок обязателен, срок ответа на претензию — </w:t>
-      </w:r>
-      <w:r>
-        <w:t xml:space="preserve">в течение 30 дней с даты подписания Сторонами акта сдачи-приемки оказанных услуг</w:t>
-      </w:r>
-      <w:r>
-        <w:t xml:space="preserve">.</w:t>
-      </w:r>
-    </w:p>
-    <w:p/>
-    <w:p/>
-    <w:p/>
-    <w:p>
-      <w:r>
-        <w:rPr>
-          <w:b/>
-        </w:rPr>
-        <w:t xml:space="preserve">9. КОНТРОЛЬНЫЕ ВЕЛИЧИНЫ</w:t>
-      </w:r>
-    </w:p>
-    <w:p>
-      <w:r>
-        <w:t xml:space="preserve">9.1. Контрольная запись: </w:t>
-      </w:r>
-      <w:r>
-        <w:rPr>
-          <w:b/>
-        </w:rPr>
-        <w:t xml:space="preserve">28Ф-93</w:t>
-      </w:r>
-      <w:r>
-        <w:t xml:space="preserve">502/22-319Д</w:t>
-      </w:r>
-      <w:r>
-        <w:t xml:space="preserve">.</w:t>
-      </w:r>
-    </w:p>
-    <w:p>
-      <w:r>
-        <w:t xml:space="preserve">9.2. Контрольная запись: </w:t>
-      </w:r>
-      <w:r>
-        <w:rPr>
-          <w:b/>
-        </w:rPr>
-        <w:t xml:space="preserve">9</w:t>
-      </w:r>
-      <w:r>
-        <w:t xml:space="preserve">76 000,60 (девятьсот семьдесят шесть тысяч) ₽</w:t>
-      </w:r>
-      <w:r>
-        <w:t xml:space="preserve">.</w:t>
-      </w:r>
-    </w:p>
-    <w:p>
-      <w:r>
-        <w:t xml:space="preserve">9.3. Контрольная запись: </w:t>
-      </w:r>
-      <w:r>
-        <w:rPr>
-          <w:b/>
-        </w:rPr>
-        <w:t xml:space="preserve">1</w:t>
-      </w:r>
-      <w:r>
-        <w:t xml:space="preserve">5% от стоимости неоплаченных работ</w:t>
-      </w:r>
-      <w:r>
-        <w:t xml:space="preserve">.</w:t>
-      </w:r>
-    </w:p>
-    <w:p>
-      <w:r>
-        <w:t xml:space="preserve">9.4. Контрольная запись: </w:t>
-      </w:r>
-      <w:r>
-        <w:t xml:space="preserve">не позднее 11.05.20</w:t>
-        <w:br/>
-        <w:t xml:space="preserve">25</w:t>
-      </w:r>
-      <w:r>
-        <w:t xml:space="preserve">.</w:t>
-      </w:r>
-    </w:p>
-    <w:p/>
-    <w:p>
-      <w:r>
-        <w:rPr>
-          <w:b/>
-        </w:rPr>
-        <w:t xml:space="preserve">РЕКВИЗИТЫ И ПОДПИСИ СТОРОН</w:t>
-      </w:r>
-    </w:p>
-    <w:p/>
+    <w:p>
+      <w:r>
+        <w:t xml:space="preserve">2.8. </w:t>
+      </w:r>
+      <w:r>
+        <w:t xml:space="preserve">Платёж по налогу перечисляется на код бюджетной классификации </w:t>
+      </w:r>
+      <w:r>
+        <w:t xml:space="preserve">182 101 010 110 110 001 10</w:t>
+      </w:r>
+      <w:r>
+        <w:t xml:space="preserve">, получатель — территориальный орган Федерального казначейства.</w:t>
+      </w:r>
+    </w:p>
+    <w:p>
+      <w:r>
+        <w:t xml:space="preserve">2.9. </w:t>
+      </w:r>
+      <w:r>
+        <w:t xml:space="preserve">Полномочия подтверждаются свидетельством о рождении, выдано </w:t>
+      </w:r>
+      <w:r>
+        <w:t xml:space="preserve">16.06.2014</w:t>
+      </w:r>
+      <w:r>
+        <w:t xml:space="preserve"> отделом ЗАГС.</w:t>
+      </w:r>
+    </w:p>
     <w:tbl>
       <w:tblPr>
         <w:tblW w:w="9360" w:type="dxa"/>
@@ -700,82 +516,7 @@
           </w:tcPr>
           <w:p>
             <w:r>
-              <w:rPr>
-                <w:b/>
-              </w:rPr>
-              <w:t xml:space="preserve">Поставщик:</w:t>
-            </w:r>
-          </w:p>
-          <w:p>
-            <w:r>
-              <w:t xml:space="preserve">Индивидуальный предприниматель </w:t>
-            </w:r>
-            <w:r>
-              <w:t xml:space="preserve">Титова Ирина Алексеевна</w:t>
-            </w:r>
-          </w:p>
-          <w:p>
-            <w:r>
-              <w:t xml:space="preserve">Адрес регистрации: </w:t>
-            </w:r>
-            <w:r>
-              <w:t xml:space="preserve">630099, г. Новосибирск, проезд Советская, д. 5, кв. 63</w:t>
-            </w:r>
-          </w:p>
-          <w:p>
-            <w:r>
-              <w:t xml:space="preserve">ИНН </w:t>
-            </w:r>
-            <w:r>
-              <w:t xml:space="preserve">787605178708</w:t>
-            </w:r>
-            <w:r>
-              <w:t xml:space="preserve"> ОГРНИП </w:t>
-            </w:r>
-            <w:r>
-              <w:t xml:space="preserve">381459803880535</w:t>
-            </w:r>
-          </w:p>
-          <w:p>
-            <w:r>
-              <w:t xml:space="preserve">р/с </w:t>
-            </w:r>
-            <w:r>
-              <w:t xml:space="preserve">40802810388026508360</w:t>
-            </w:r>
-            <w:r>
-              <w:t xml:space="preserve"> в ПАО «Банк «Санкт-Петербург»</w:t>
-            </w:r>
-            <w:r>
-              <w:t xml:space="preserve">, БИК </w:t>
-            </w:r>
-            <w:r>
-              <w:t xml:space="preserve">044030790</w:t>
-            </w:r>
-          </w:p>
-          <w:p>
-            <w:r>
-              <w:t xml:space="preserve">Тел.: </w:t>
-            </w:r>
-            <w:r>
-              <w:t xml:space="preserve">+7 (843) 792-53-38</w:t>
-            </w:r>
-          </w:p>
-          <w:p>
-            <w:r>
-              <w:t xml:space="preserve">E-mail: </w:t>
-            </w:r>
-            <w:r>
-              <w:t xml:space="preserve">titova@yandex.ru</w:t>
-            </w:r>
-          </w:p>
-          <w:p/>
-          <w:p>
-            <w:r>
-              <w:t xml:space="preserve">ИП ______________ </w:t>
-            </w:r>
-            <w:r>
-              <w:t xml:space="preserve">Титова И. А.</w:t>
+              <w:t xml:space="preserve">6</w:t>
             </w:r>
           </w:p>
         </w:tc>
@@ -785,6 +526,352 @@
           </w:tcPr>
           <w:p>
             <w:r>
+              <w:t xml:space="preserve">РУБ.</w:t>
+            </w:r>
+          </w:p>
+        </w:tc>
+      </w:tr>
+    </w:tbl>
+    <w:p>
+      <w:r>
+        <w:t xml:space="preserve">2.10. </w:t>
+      </w:r>
+      <w:r>
+        <w:t xml:space="preserve">Поставке подлежит насос модели </w:t>
+      </w:r>
+      <w:r>
+        <w:t xml:space="preserve">ЭЦВ-6-10-80h</w:t>
+      </w:r>
+      <w:r>
+        <w:t xml:space="preserve"> и кабель марки </w:t>
+      </w:r>
+      <w:r>
+        <w:t xml:space="preserve">ВВГнг(А)-LSt</w:t>
+      </w:r>
+      <w:r>
+        <w:t xml:space="preserve">.</w:t>
+      </w:r>
+    </w:p>
+    <w:p/>
+    <w:p>
+      <w:r>
+        <w:rPr>
+          <w:b/>
+        </w:rPr>
+        <w:t xml:space="preserve">3. МЕСТО И СРОКИ ИСПОЛНЕНИЯ</w:t>
+      </w:r>
+    </w:p>
+    <w:p>
+      <w:r>
+        <w:t xml:space="preserve">3.1. Место исполнения обязательств: </w:t>
+      </w:r>
+      <w:r>
+        <w:t xml:space="preserve">143400, г. Красногорск, наб. Советская, д. 12, кв. 104</w:t>
+      </w:r>
+      <w:r>
+        <w:t xml:space="preserve">.</w:t>
+      </w:r>
+    </w:p>
+    <w:p>
+      <w:r>
+        <w:t xml:space="preserve">3.2. Уведомления направляются </w:t>
+      </w:r>
+      <w:r>
+        <w:t xml:space="preserve">Никитиной Елене Дмитриевне</w:t>
+      </w:r>
+      <w:r>
+        <w:t xml:space="preserve"> по телефону </w:t>
+      </w:r>
+      <w:r>
+        <w:t xml:space="preserve">+7 (812) 723-52-28</w:t>
+      </w:r>
+      <w:r>
+        <w:t xml:space="preserve">.</w:t>
+      </w:r>
+    </w:p>
+    <w:p>
+      <w:r>
+        <w:t xml:space="preserve">3.3. Срок исполнения обязательств — </w:t>
+      </w:r>
+      <w:r>
+        <w:t xml:space="preserve">в течение 30 (Тридцати) банковских дней с момента заключения контракта</w:t>
+      </w:r>
+      <w:r>
+        <w:t xml:space="preserve">.</w:t>
+      </w:r>
+    </w:p>
+    <w:p/>
+    <w:p>
+      <w:r>
+        <w:rPr>
+          <w:b/>
+        </w:rPr>
+        <w:t xml:space="preserve">4. ПРОЧИЕ УСЛОВИЯ</w:t>
+      </w:r>
+    </w:p>
+    <w:p>
+      <w:r>
+        <w:t xml:space="preserve">4.1. </w:t>
+      </w:r>
+      <w:r>
+        <w:t xml:space="preserve">Стороны несут ответственность за неисполнение или ненадлежащее исполнение обязательств в соответствии с законодательством Российской Федерации.</w:t>
+      </w:r>
+    </w:p>
+    <w:p>
+      <w:r>
+        <w:t xml:space="preserve">4.2. </w:t>
+      </w:r>
+      <w:r>
+        <w:t xml:space="preserve">Размер неустойки за нарушение сроков оплаты: </w:t>
+      </w:r>
+      <w:r>
+        <w:t xml:space="preserve">1/130 ключевой ставки ЦБ РФ от общей суммы счета</w:t>
+      </w:r>
+      <w:r>
+        <w:t xml:space="preserve">, но не более </w:t>
+      </w:r>
+      <w:r>
+        <w:t xml:space="preserve">0,05 (пять сотых процента) процента от цены Договора</w:t>
+      </w:r>
+      <w:r>
+        <w:t xml:space="preserve">. Предельный размер ответственности: </w:t>
+      </w:r>
+      <w:r>
+        <w:t xml:space="preserve">1/300 ключевой ставки ЦБ РФ от цены Договора</w:t>
+      </w:r>
+      <w:r>
+        <w:t xml:space="preserve">.</w:t>
+      </w:r>
+    </w:p>
+    <w:p>
+      <w:r>
+        <w:t xml:space="preserve">4.3. </w:t>
+      </w:r>
+      <w:r>
+        <w:t xml:space="preserve">Стороны освобождаются от ответственности при наступлении обстоятельств непреодолимой силы, если они прямо повлияли на исполнение обязательств.</w:t>
+      </w:r>
+    </w:p>
+    <w:p>
+      <w:r>
+        <w:t xml:space="preserve">4.4. </w:t>
+      </w:r>
+      <w:r>
+        <w:t xml:space="preserve">Сторона, для которой создалась невозможность исполнения, обязана уведомить другую Сторону. Срок уведомления — </w:t>
+      </w:r>
+      <w:r>
+        <w:t xml:space="preserve">не позднее 07.12.2026</w:t>
+      </w:r>
+      <w:r>
+        <w:t xml:space="preserve">.</w:t>
+      </w:r>
+    </w:p>
+    <w:p>
+      <w:r>
+        <w:t xml:space="preserve">4.5. </w:t>
+      </w:r>
+      <w:r>
+        <w:t xml:space="preserve">Все споры и разногласия решаются путём переговоров. Претензионный порядок обязателен, срок ответа на претензию — </w:t>
+      </w:r>
+      <w:r>
+        <w:t xml:space="preserve">в течение 14 дней с даты подписания Сторонами акта сдачи-приемки оказанных услуг</w:t>
+      </w:r>
+      <w:r>
+        <w:t xml:space="preserve">.</w:t>
+      </w:r>
+    </w:p>
+    <w:p/>
+    <w:p/>
+    <w:p/>
+    <w:p>
+      <w:r>
+        <w:rPr>
+          <w:b/>
+        </w:rPr>
+        <w:t xml:space="preserve">9. КОНТРОЛЬНЫЕ ВЕЛИЧИНЫ</w:t>
+      </w:r>
+    </w:p>
+    <w:p>
+      <w:r>
+        <w:t xml:space="preserve">9.1. Контрольная запись: </w:t>
+      </w:r>
+      <w:r>
+        <w:rPr>
+          <w:b/>
+        </w:rPr>
+        <w:t xml:space="preserve">11Ф-67</w:t>
+      </w:r>
+      <w:r>
+        <w:t xml:space="preserve">750/15-487Д</w:t>
+      </w:r>
+      <w:r>
+        <w:t xml:space="preserve">.</w:t>
+      </w:r>
+    </w:p>
+    <w:p>
+      <w:r>
+        <w:t xml:space="preserve">9.2. Контрольная запись: </w:t>
+      </w:r>
+      <w:r>
+        <w:rPr>
+          <w:b/>
+        </w:rPr>
+        <w:t xml:space="preserve">7 3</w:t>
+      </w:r>
+      <w:r>
+        <w:t xml:space="preserve">00 000,41 (семь миллионов триста тысяч) ₽</w:t>
+      </w:r>
+      <w:r>
+        <w:t xml:space="preserve">.</w:t>
+      </w:r>
+    </w:p>
+    <w:p>
+      <w:r>
+        <w:t xml:space="preserve">9.3. Контрольная запись: </w:t>
+      </w:r>
+      <w:r>
+        <w:rPr>
+          <w:b/>
+        </w:rPr>
+        <w:t xml:space="preserve">1</w:t>
+      </w:r>
+      <w:r>
+        <w:t xml:space="preserve">0 (десять) процентов за каждый день просрочки</w:t>
+      </w:r>
+      <w:r>
+        <w:t xml:space="preserve">.</w:t>
+      </w:r>
+    </w:p>
+    <w:p>
+      <w:r>
+        <w:t xml:space="preserve">9.4. Контрольная запись: </w:t>
+      </w:r>
+      <w:r>
+        <w:t xml:space="preserve">не позднее 02.01.20</w:t>
+        <w:br/>
+        <w:t xml:space="preserve">25</w:t>
+      </w:r>
+      <w:r>
+        <w:t xml:space="preserve">.</w:t>
+      </w:r>
+    </w:p>
+    <w:p/>
+    <w:p>
+      <w:r>
+        <w:rPr>
+          <w:b/>
+        </w:rPr>
+        <w:t xml:space="preserve">РЕКВИЗИТЫ И ПОДПИСИ СТОРОН</w:t>
+      </w:r>
+    </w:p>
+    <w:p/>
+    <w:tbl>
+      <w:tblPr>
+        <w:tblW w:w="9360" w:type="dxa"/>
+        <w:tblBorders>
+          <w:top w:val="single" w:sz="4" w:color="auto"/>
+          <w:left w:val="single" w:sz="4" w:color="auto"/>
+          <w:bottom w:val="single" w:sz="4" w:color="auto"/>
+          <w:right w:val="single" w:sz="4" w:color="auto"/>
+          <w:insideH w:val="single" w:sz="4" w:color="auto"/>
+          <w:insideV w:val="single" w:sz="4" w:color="auto"/>
+        </w:tblBorders>
+      </w:tblPr>
+      <w:tblGrid>
+        <w:gridCol w:w="4680"/>
+        <w:gridCol w:w="4680"/>
+      </w:tblGrid>
+      <w:tr>
+        <w:tc>
+          <w:tcPr>
+            <w:tcW w:w="4680" w:type="dxa"/>
+          </w:tcPr>
+          <w:p>
+            <w:r>
+              <w:rPr>
+                <w:b/>
+              </w:rPr>
+              <w:t xml:space="preserve">Поставщик:</w:t>
+            </w:r>
+          </w:p>
+          <w:p>
+            <w:r>
+              <w:t xml:space="preserve">Индивидуальный предприниматель </w:t>
+            </w:r>
+            <w:r>
+              <w:t xml:space="preserve">Титова Ирина Алексеевна</w:t>
+            </w:r>
+          </w:p>
+          <w:p>
+            <w:r>
+              <w:t xml:space="preserve">Адрес регистрации: </w:t>
+            </w:r>
+            <w:r>
+              <w:t xml:space="preserve">344002, г. Ростов-на-Дону, просп. Садовая, д. 90, кв. 41</w:t>
+            </w:r>
+          </w:p>
+          <w:p>
+            <w:r>
+              <w:t xml:space="preserve">ИНН </w:t>
+            </w:r>
+            <w:r>
+              <w:t xml:space="preserve">787605178708</w:t>
+            </w:r>
+            <w:r>
+              <w:t xml:space="preserve"> ОГРНИП </w:t>
+            </w:r>
+            <w:r>
+              <w:t xml:space="preserve">381459803880535</w:t>
+            </w:r>
+          </w:p>
+          <w:p>
+            <w:r>
+              <w:t xml:space="preserve">р/с </w:t>
+            </w:r>
+            <w:r>
+              <w:t xml:space="preserve">40802810388026508360</w:t>
+            </w:r>
+            <w:r>
+              <w:t xml:space="preserve"> в ПАО «Банк «Санкт-Петербург»</w:t>
+            </w:r>
+            <w:r>
+              <w:t xml:space="preserve">, БИК </w:t>
+            </w:r>
+            <w:r>
+              <w:t xml:space="preserve">044030790</w:t>
+            </w:r>
+          </w:p>
+          <w:p>
+            <w:r>
+              <w:t xml:space="preserve">Тел.: </w:t>
+            </w:r>
+            <w:r>
+              <w:t xml:space="preserve">+7 (846) 850-33-48</w:t>
+            </w:r>
+          </w:p>
+          <w:p>
+            <w:r>
+              <w:t xml:space="preserve">E-mail: </w:t>
+            </w:r>
+            <w:r>
+              <w:t xml:space="preserve">titova@mail.ru</w:t>
+            </w:r>
+          </w:p>
+          <w:p/>
+          <w:p>
+            <w:r>
+              <w:t xml:space="preserve">ИП ______________ </w:t>
+            </w:r>
+            <w:r>
+              <w:t xml:space="preserve">Титова И. А.</w:t>
+            </w:r>
+          </w:p>
+        </w:tc>
+        <w:tc>
+          <w:tcPr>
+            <w:tcW w:w="4680" w:type="dxa"/>
+          </w:tcPr>
+          <w:p>
+            <w:r>
               <w:rPr>
                 <w:b/>
               </w:rPr>
@@ -804,7 +891,7 @@
               <w:t xml:space="preserve">Адрес регистрации: </w:t>
             </w:r>
             <w:r>
-              <w:t xml:space="preserve">614000, г. Пермь, проезд Гагарина, д. 39, кв. 23</w:t>
+              <w:t xml:space="preserve">420111, г. Казань, просп. Кирова, д. 10, кв. 94</w:t>
             </w:r>
           </w:p>
           <w:p>
@@ -843,7 +930,7 @@
               <w:t xml:space="preserve">Тел.: </w:t>
             </w:r>
             <w:r>
-              <w:t xml:space="preserve">+7 (499) 903-40-40</w:t>
+              <w:t xml:space="preserve">+7 (383) 876-71-13</w:t>
             </w:r>
           </w:p>
           <w:p>
@@ -851,7 +938,7 @@
               <w:t xml:space="preserve">E-mail: </w:t>
             </w:r>
             <w:r>
-              <w:t xml:space="preserve">nikitina@mail.ru</w:t>
+              <w:t xml:space="preserve">nikitina@gmail.com</w:t>
             </w:r>
           </w:p>
           <w:p/>

--- a/tests/corpus_v2/docs/supply_0004.docx
+++ b/tests/corpus_v2/docs/supply_0004.docx
@@ -120,7 +120,7 @@
         <w:t xml:space="preserve">Поставка осуществляется партиями на основании заявок Покупателя; срок отгрузки партии — </w:t>
       </w:r>
       <w:r>
-        <w:t xml:space="preserve">в течение 45 календарных дней</w:t>
+        <w:t xml:space="preserve">в течение 5 календарных дней</w:t>
       </w:r>
       <w:r>
         <w:t xml:space="preserve">.</w:t>
@@ -140,6 +140,101 @@
       </w:r>
       <w:r>
         <w:t xml:space="preserve">Качество товара должно соответствовать требованиям технических регламентов и подтверждаться сертификатами соответствия.</w:t>
+      </w:r>
+    </w:p>
+    <w:p>
+      <w:r>
+        <w:t xml:space="preserve">1.6. </w:t>
+      </w:r>
+      <w:r>
+        <w:t xml:space="preserve">Отгрузка оформляется товарной накладной № </w:t>
+      </w:r>
+      <w:r>
+        <w:t xml:space="preserve">040207039</w:t>
+      </w:r>
+      <w:r>
+        <w:t xml:space="preserve">. Позиция учитывается в каталоге поставщика под номером </w:t>
+      </w:r>
+      <w:r>
+        <w:t xml:space="preserve">045733690</w:t>
+      </w:r>
+      <w:r>
+        <w:t xml:space="preserve">. Изделию присвоен заводской номер </w:t>
+      </w:r>
+      <w:r>
+        <w:t xml:space="preserve">042633225</w:t>
+      </w:r>
+      <w:r>
+        <w:t xml:space="preserve">.</w:t>
+      </w:r>
+    </w:p>
+    <w:p>
+      <w:r>
+        <w:t xml:space="preserve">1.7. </w:t>
+      </w:r>
+      <w:r>
+        <w:t xml:space="preserve">Целевые средства перечисляются по коду цели </w:t>
+      </w:r>
+      <w:r>
+        <w:t xml:space="preserve">046443126</w:t>
+      </w:r>
+      <w:r>
+        <w:t xml:space="preserve"> согласно приказу Минфина России № 157н. </w:t>
+      </w:r>
+      <w:r>
+        <w:t xml:space="preserve">БИК не указан, номер заявки — </w:t>
+      </w:r>
+      <w:r>
+        <w:t xml:space="preserve">048041669</w:t>
+      </w:r>
+      <w:r>
+        <w:t xml:space="preserve">.</w:t>
+      </w:r>
+    </w:p>
+    <w:p>
+      <w:r>
+        <w:t xml:space="preserve">1.8. </w:t>
+      </w:r>
+      <w:r>
+        <w:t xml:space="preserve">Учёт потребления ведётся по лицевому счёту </w:t>
+      </w:r>
+      <w:r>
+        <w:t xml:space="preserve">80032448458</w:t>
+      </w:r>
+      <w:r>
+        <w:t xml:space="preserve">. Спецификация зарегистрирована за номером </w:t>
+      </w:r>
+      <w:r>
+        <w:t xml:space="preserve">86059984461</w:t>
+      </w:r>
+      <w:r>
+        <w:t xml:space="preserve">. Счётчик имеет заводской номер </w:t>
+      </w:r>
+      <w:r>
+        <w:t xml:space="preserve">84045949596</w:t>
+      </w:r>
+      <w:r>
+        <w:t xml:space="preserve">.</w:t>
+      </w:r>
+    </w:p>
+    <w:p>
+      <w:r>
+        <w:t xml:space="preserve">1.9. </w:t>
+      </w:r>
+      <w:r>
+        <w:t xml:space="preserve">Сведения внесены в реестр за номером </w:t>
+      </w:r>
+      <w:r>
+        <w:t xml:space="preserve">86783717497</w:t>
+      </w:r>
+      <w:r>
+        <w:t xml:space="preserve"> по правилам статьи 434 Гражданского кодекса Российской Федерации. Уведомление направлено за исходящим № </w:t>
+      </w:r>
+      <w:r>
+        <w:t xml:space="preserve">81358039931</w:t>
+      </w:r>
+      <w:r>
+        <w:t xml:space="preserve">.</w:t>
       </w:r>
     </w:p>
     <w:p/>
@@ -156,7 +251,7 @@
         <w:t xml:space="preserve">2.1. Общая цена Договора: </w:t>
       </w:r>
       <w:r>
-        <w:t xml:space="preserve">22 000 руб. 0 коп.</w:t>
+        <w:t xml:space="preserve">9 180 000 руб. 0 коп.</w:t>
       </w:r>
       <w:r>
         <w:t xml:space="preserve">, в том числе НДС</w:t>
@@ -181,7 +276,7 @@
         <w:t xml:space="preserve">2.3. Срок оплаты — </w:t>
       </w:r>
       <w:r>
-        <w:t xml:space="preserve">в течение семи банковских дней со дня предъявления требования</w:t>
+        <w:t xml:space="preserve">в течение трех банковских дней со дня предъявления требования</w:t>
       </w:r>
       <w:r>
         <w:t xml:space="preserve">.</w:t>
@@ -201,7 +296,7 @@
         <w:t xml:space="preserve">, артикул </w:t>
       </w:r>
       <w:r>
-        <w:t xml:space="preserve">RM-4847-59</w:t>
+        <w:t xml:space="preserve">RM-2265-27</w:t>
       </w:r>
       <w:r>
         <w:t xml:space="preserve">, код </w:t>
@@ -261,49 +356,49 @@
         <w:t xml:space="preserve">. Товар отгружается с сопроводительным документом паспорт качества № </w:t>
       </w:r>
       <w:r>
-        <w:t xml:space="preserve">65 13 842994</w:t>
+        <w:t xml:space="preserve">50 06 241408</w:t>
       </w:r>
       <w:r>
         <w:t xml:space="preserve">. К партии приложен паспорт изделия № </w:t>
       </w:r>
       <w:r>
-        <w:t xml:space="preserve">91 16 562012</w:t>
+        <w:t xml:space="preserve">69 07 734421</w:t>
       </w:r>
       <w:r>
         <w:t xml:space="preserve">. Оборудование поставляется с паспортом транспортного средства № </w:t>
       </w:r>
       <w:r>
-        <w:t xml:space="preserve">91 20 007922</w:t>
+        <w:t xml:space="preserve">43 13 427645</w:t>
       </w:r>
       <w:r>
         <w:t xml:space="preserve">. Приёмка производится согласно техническому паспорту </w:t>
       </w:r>
       <w:r>
-        <w:t xml:space="preserve">27 15 599225</w:t>
+        <w:t xml:space="preserve">83 11 190201</w:t>
       </w:r>
       <w:r>
         <w:t xml:space="preserve">. СНИЛС не указан, номер заказа </w:t>
       </w:r>
       <w:r>
-        <w:t xml:space="preserve">641-364-702 52</w:t>
+        <w:t xml:space="preserve">962-133-448 79</w:t>
       </w:r>
       <w:r>
         <w:t xml:space="preserve">. Дата рождения не проставлена, документ выдан </w:t>
       </w:r>
       <w:r>
-        <w:t xml:space="preserve">14.07.2017</w:t>
+        <w:t xml:space="preserve">28.09.2015</w:t>
       </w:r>
       <w:r>
         <w:t xml:space="preserve">. Код подразделения, см. артикул </w:t>
       </w:r>
       <w:r>
-        <w:t xml:space="preserve">311-071</w:t>
+        <w:t xml:space="preserve">187-886</w:t>
       </w:r>
       <w:r>
         <w:t xml:space="preserve">. Цена — </w:t>
       </w:r>
       <w:r>
-        <w:t xml:space="preserve">не менее 85 800 000 (Восьмидесяти пяти миллионов восьмисот тысяч) руб. 00 копеек</w:t>
+        <w:t xml:space="preserve">не менее 5 500 000 (Пяти миллионов пятисот тысяч) руб. 00 копеек</w:t>
       </w:r>
       <w:r>
         <w:t xml:space="preserve">, НДС не облагается</w:t>
@@ -320,25 +415,25 @@
         <w:t xml:space="preserve">Товар маркирован штрихкодом </w:t>
       </w:r>
       <w:r>
-        <w:t xml:space="preserve">4601358039931</w:t>
+        <w:t xml:space="preserve">4607298498284</w:t>
       </w:r>
       <w:r>
         <w:t xml:space="preserve">. Код контрагента по ОКПО — </w:t>
       </w:r>
       <w:r>
-        <w:t xml:space="preserve">4434292242</w:t>
+        <w:t xml:space="preserve">0080864248</w:t>
       </w:r>
       <w:r>
         <w:t xml:space="preserve">. Оборудование учтено под инвентарным номером </w:t>
       </w:r>
       <w:r>
-        <w:t xml:space="preserve">040110788</w:t>
+        <w:t xml:space="preserve">045230934</w:t>
       </w:r>
       <w:r>
         <w:t xml:space="preserve">, складской позиции присвоен номер </w:t>
       </w:r>
       <w:r>
-        <w:t xml:space="preserve">528166873</w:t>
+        <w:t xml:space="preserve">979797723</w:t>
       </w:r>
       <w:r>
         <w:t xml:space="preserve">.</w:t>
@@ -352,19 +447,19 @@
         <w:t xml:space="preserve">Оплата по счёту-фактуре на КБК </w:t>
       </w:r>
       <w:r>
-        <w:t xml:space="preserve">18210101011011000116</w:t>
+        <w:t xml:space="preserve">18210101011011000194</w:t>
       </w:r>
       <w:r>
         <w:t xml:space="preserve">. ИНН не присвоен, регистрационный № </w:t>
       </w:r>
       <w:r>
-        <w:t xml:space="preserve">3405510445</w:t>
+        <w:t xml:space="preserve">5178164691</w:t>
       </w:r>
       <w:r>
         <w:t xml:space="preserve">. ИНН не присвоен, платёжный документ № </w:t>
       </w:r>
       <w:r>
-        <w:t xml:space="preserve">413037549803</w:t>
+        <w:t xml:space="preserve">751927062299</w:t>
       </w:r>
       <w:r>
         <w:t xml:space="preserve">. Заказчик действует в лице </w:t>
@@ -384,13 +479,13 @@
         <w:t xml:space="preserve">Массовая доля влаги в товаре — </w:t>
       </w:r>
       <w:r>
-        <w:t xml:space="preserve">не более 9 %</w:t>
+        <w:t xml:space="preserve">не более 11 %</w:t>
       </w:r>
       <w:r>
         <w:t xml:space="preserve">. Товар подлежит хранению </w:t>
       </w:r>
       <w:r>
-        <w:t xml:space="preserve">в течение 24 часов</w:t>
+        <w:t xml:space="preserve">в течение 12 часов</w:t>
       </w:r>
       <w:r>
         <w:t xml:space="preserve"> при температуре не выше +4 °C. Срок исковой давности по требованиям, вытекающим из Договора, составляет </w:t>
@@ -459,7 +554,7 @@
           </w:tcPr>
           <w:p>
             <w:r>
-              <w:t xml:space="preserve">2176243569</w:t>
+              <w:t xml:space="preserve">0513651074</w:t>
             </w:r>
           </w:p>
         </w:tc>
@@ -487,7 +582,7 @@
         <w:t xml:space="preserve">Полномочия подтверждаются свидетельством о рождении, выдано </w:t>
       </w:r>
       <w:r>
-        <w:t xml:space="preserve">16.06.2014</w:t>
+        <w:t xml:space="preserve">05.01.2023</w:t>
       </w:r>
       <w:r>
         <w:t xml:space="preserve"> отделом ЗАГС.</w:t>
@@ -516,7 +611,7 @@
           </w:tcPr>
           <w:p>
             <w:r>
-              <w:t xml:space="preserve">6</w:t>
+              <w:t xml:space="preserve">8</w:t>
             </w:r>
           </w:p>
         </w:tc>
@@ -566,7 +661,7 @@
         <w:t xml:space="preserve">3.1. Место исполнения обязательств: </w:t>
       </w:r>
       <w:r>
-        <w:t xml:space="preserve">143400, г. Красногорск, наб. Советская, д. 12, кв. 104</w:t>
+        <w:t xml:space="preserve">630099, г. Новосибирск, бул. Строителей, д. 24, кв. 167</w:t>
       </w:r>
       <w:r>
         <w:t xml:space="preserve">.</w:t>
@@ -583,7 +678,7 @@
         <w:t xml:space="preserve"> по телефону </w:t>
       </w:r>
       <w:r>
-        <w:t xml:space="preserve">+7 (812) 723-52-28</w:t>
+        <w:t xml:space="preserve">+7 (383) 430-86-42</w:t>
       </w:r>
       <w:r>
         <w:t xml:space="preserve">.</w:t>
@@ -594,7 +689,111 @@
         <w:t xml:space="preserve">3.3. Срок исполнения обязательств — </w:t>
       </w:r>
       <w:r>
-        <w:t xml:space="preserve">в течение 30 (Тридцати) банковских дней с момента заключения контракта</w:t>
+        <w:t xml:space="preserve">в течение 14 (Четырнадцати) банковских дней с момента заключения контракта</w:t>
+      </w:r>
+      <w:r>
+        <w:t xml:space="preserve">.</w:t>
+      </w:r>
+    </w:p>
+    <w:p>
+      <w:r>
+        <w:t xml:space="preserve">3.4. </w:t>
+      </w:r>
+      <w:r>
+        <w:t xml:space="preserve">Работы выполняются за счёт средств бюджета по коду бюджетной классификации </w:t>
+      </w:r>
+      <w:r>
+        <w:t xml:space="preserve">18200951667532175313</w:t>
+      </w:r>
+      <w:r>
+        <w:t xml:space="preserve">. Счётчик имеет заводской номер </w:t>
+      </w:r>
+      <w:r>
+        <w:t xml:space="preserve">39060801935921655642</w:t>
+      </w:r>
+      <w:r>
+        <w:t xml:space="preserve">.</w:t>
+      </w:r>
+    </w:p>
+    <w:p>
+      <w:r>
+        <w:t xml:space="preserve">3.5. </w:t>
+      </w:r>
+      <w:r>
+        <w:t xml:space="preserve">Счёт на оплату выставляется с уникальным идентификатором начисления </w:t>
+      </w:r>
+      <w:r>
+        <w:t xml:space="preserve">18209953598309572741</w:t>
+      </w:r>
+      <w:r>
+        <w:t xml:space="preserve">. Счёт-проформа зарегистрирован за номером </w:t>
+      </w:r>
+      <w:r>
+        <w:t xml:space="preserve">77215577185224488749</w:t>
+      </w:r>
+      <w:r>
+        <w:t xml:space="preserve">. Очерёдность списания со счёта определяется статьёй 855 Гражданского кодекса Российской Федерации, код вида дохода — </w:t>
+      </w:r>
+      <w:r>
+        <w:t xml:space="preserve">18210655873196045738</w:t>
+      </w:r>
+      <w:r>
+        <w:t xml:space="preserve">.</w:t>
+      </w:r>
+    </w:p>
+    <w:p>
+      <w:r>
+        <w:t xml:space="preserve">3.6. </w:t>
+      </w:r>
+      <w:r>
+        <w:t xml:space="preserve">ИНН иностранного контрагента не присваивается; номер записи в торговом реестре — </w:t>
+      </w:r>
+      <w:r>
+        <w:t xml:space="preserve">9878216016</w:t>
+      </w:r>
+      <w:r>
+        <w:t xml:space="preserve">. ИНН приводится в приложении; номер спецификации — </w:t>
+      </w:r>
+      <w:r>
+        <w:t xml:space="preserve">6322245144</w:t>
+      </w:r>
+      <w:r>
+        <w:t xml:space="preserve">. Постановка на учёт производится по статье 84 Налогового кодекса Российской Федерации, решение № </w:t>
+      </w:r>
+      <w:r>
+        <w:t xml:space="preserve">8755115250</w:t>
+      </w:r>
+      <w:r>
+        <w:t xml:space="preserve">.</w:t>
+      </w:r>
+    </w:p>
+    <w:p>
+      <w:r>
+        <w:t xml:space="preserve">3.7. </w:t>
+      </w:r>
+      <w:r>
+        <w:t xml:space="preserve">Номер партии по системе прослеживаемости — </w:t>
+      </w:r>
+      <w:r>
+        <w:t xml:space="preserve">6036284048</w:t>
+      </w:r>
+      <w:r>
+        <w:t xml:space="preserve">. Доля посторонних включений — не более </w:t>
+      </w:r>
+      <w:r>
+        <w:t xml:space="preserve">1,3 %</w:t>
+      </w:r>
+      <w:r>
+        <w:t xml:space="preserve">. Допустимая погрешность прибора — </w:t>
+      </w:r>
+      <w:r>
+        <w:t xml:space="preserve">0,4 %</w:t>
+      </w:r>
+      <w:r>
+        <w:t xml:space="preserve">. Оборудованию присвоен заводской номер </w:t>
+      </w:r>
+      <w:r>
+        <w:t xml:space="preserve">5977667605</w:t>
       </w:r>
       <w:r>
         <w:t xml:space="preserve">.</w:t>
@@ -659,7 +858,7 @@
         <w:t xml:space="preserve">Сторона, для которой создалась невозможность исполнения, обязана уведомить другую Сторону. Срок уведомления — </w:t>
       </w:r>
       <w:r>
-        <w:t xml:space="preserve">не позднее 07.12.2026</w:t>
+        <w:t xml:space="preserve">не позднее 18.05.2026</w:t>
       </w:r>
       <w:r>
         <w:t xml:space="preserve">.</w:t>
@@ -673,7 +872,125 @@
         <w:t xml:space="preserve">Все споры и разногласия решаются путём переговоров. Претензионный порядок обязателен, срок ответа на претензию — </w:t>
       </w:r>
       <w:r>
-        <w:t xml:space="preserve">в течение 14 дней с даты подписания Сторонами акта сдачи-приемки оказанных услуг</w:t>
+        <w:t xml:space="preserve">в течение 30 дней с даты подписания Сторонами акта сдачи-приемки оказанных услуг</w:t>
+      </w:r>
+      <w:r>
+        <w:t xml:space="preserve">.</w:t>
+      </w:r>
+    </w:p>
+    <w:p>
+      <w:r>
+        <w:t xml:space="preserve">4.6. </w:t>
+      </w:r>
+      <w:r>
+        <w:t xml:space="preserve">ИНН физического лица не указан; номер лицевого счёта абонента — </w:t>
+      </w:r>
+      <w:r>
+        <w:t xml:space="preserve">520437546609</w:t>
+      </w:r>
+      <w:r>
+        <w:t xml:space="preserve">. ИНН указан в приложении; номенклатурный код позиции — </w:t>
+      </w:r>
+      <w:r>
+        <w:t xml:space="preserve">066076540946</w:t>
+      </w:r>
+      <w:r>
+        <w:t xml:space="preserve">. В силу статьи 86 Налогового кодекса Российской Федерации ИНН запрашивается налоговым органом; номер запроса — </w:t>
+      </w:r>
+      <w:r>
+        <w:t xml:space="preserve">280568598308</w:t>
+      </w:r>
+      <w:r>
+        <w:t xml:space="preserve">.</w:t>
+      </w:r>
+    </w:p>
+    <w:p>
+      <w:r>
+        <w:t xml:space="preserve">4.7. </w:t>
+      </w:r>
+      <w:r>
+        <w:t xml:space="preserve">Товарная накладная на партию имеет номер </w:t>
+      </w:r>
+      <w:r>
+        <w:t xml:space="preserve">065839701975</w:t>
+      </w:r>
+      <w:r>
+        <w:t xml:space="preserve">. Заводской номер контрольного модуля — </w:t>
+      </w:r>
+      <w:r>
+        <w:t xml:space="preserve">520745749502</w:t>
+      </w:r>
+      <w:r>
+        <w:t xml:space="preserve">. Проектный уклон кровли — </w:t>
+      </w:r>
+      <w:r>
+        <w:t xml:space="preserve">7 %</w:t>
+      </w:r>
+      <w:r>
+        <w:t xml:space="preserve">.</w:t>
+      </w:r>
+    </w:p>
+    <w:p>
+      <w:r>
+        <w:t xml:space="preserve">4.8. </w:t>
+      </w:r>
+      <w:r>
+        <w:t xml:space="preserve">Предельная доля иностранного участия в уставном капитале установлена законом и составляет </w:t>
+      </w:r>
+      <w:r>
+        <w:t xml:space="preserve">49 %</w:t>
+      </w:r>
+      <w:r>
+        <w:t xml:space="preserve">, как предусмотрено Федеральным законом о порядке осуществления иностранных инвестиций. Приложение № 3 к Договору содержит долю брака, не превышающую </w:t>
+      </w:r>
+      <w:r>
+        <w:t xml:space="preserve">1,5 %</w:t>
+      </w:r>
+      <w:r>
+        <w:t xml:space="preserve">.</w:t>
+      </w:r>
+    </w:p>
+    <w:p>
+      <w:r>
+        <w:t xml:space="preserve">4.9. </w:t>
+      </w:r>
+      <w:r>
+        <w:t xml:space="preserve">Срок годности товара — </w:t>
+      </w:r>
+      <w:r>
+        <w:t xml:space="preserve">в течение 18 месяцев</w:t>
+      </w:r>
+      <w:r>
+        <w:t xml:space="preserve"> с даты изготовления. Бетонная смесь выдерживается </w:t>
+      </w:r>
+      <w:r>
+        <w:t xml:space="preserve">в течение 24 часов</w:t>
+      </w:r>
+      <w:r>
+        <w:t xml:space="preserve"> при температуре не ниже +5 °C.</w:t>
+      </w:r>
+    </w:p>
+    <w:p>
+      <w:r>
+        <w:t xml:space="preserve">4.10. </w:t>
+      </w:r>
+      <w:r>
+        <w:t xml:space="preserve">Претензии по качеству работ предъявляются </w:t>
+      </w:r>
+      <w:r>
+        <w:t xml:space="preserve">в течение одного года</w:t>
+      </w:r>
+      <w:r>
+        <w:t xml:space="preserve"> по правилам статьи 725 Гражданского кодекса Российской Федерации. Поставщик присутствует на рынке </w:t>
+      </w:r>
+      <w:r>
+        <w:t xml:space="preserve">в течение 22 лет</w:t>
+      </w:r>
+      <w:r>
+        <w:t xml:space="preserve">. Отчётный период по Договору завершается </w:t>
+      </w:r>
+      <w:r>
+        <w:t xml:space="preserve">не позднее 07.01.2028</w:t>
       </w:r>
       <w:r>
         <w:t xml:space="preserve">.</w:t>
@@ -698,10 +1015,10 @@
         <w:rPr>
           <w:b/>
         </w:rPr>
-        <w:t xml:space="preserve">11Ф-67</w:t>
-      </w:r>
-      <w:r>
-        <w:t xml:space="preserve">750/15-487Д</w:t>
+        <w:t xml:space="preserve">40Ф-91</w:t>
+      </w:r>
+      <w:r>
+        <w:t xml:space="preserve">334/13-582Д</w:t>
       </w:r>
       <w:r>
         <w:t xml:space="preserve">.</w:t>
@@ -715,10 +1032,10 @@
         <w:rPr>
           <w:b/>
         </w:rPr>
-        <w:t xml:space="preserve">7 3</w:t>
-      </w:r>
-      <w:r>
-        <w:t xml:space="preserve">00 000,41 (семь миллионов триста тысяч) ₽</w:t>
+        <w:t xml:space="preserve">9</w:t>
+      </w:r>
+      <w:r>
+        <w:t xml:space="preserve">72 000,73 (девятьсот семьдесят две тысячи) ₽</w:t>
       </w:r>
       <w:r>
         <w:t xml:space="preserve">.</w:t>
@@ -732,10 +1049,10 @@
         <w:rPr>
           <w:b/>
         </w:rPr>
-        <w:t xml:space="preserve">1</w:t>
-      </w:r>
-      <w:r>
-        <w:t xml:space="preserve">0 (десять) процентов за каждый день просрочки</w:t>
+        <w:t xml:space="preserve">2</w:t>
+      </w:r>
+      <w:r>
+        <w:t xml:space="preserve">0 (двадцать) процентов за каждый день просрочки</w:t>
       </w:r>
       <w:r>
         <w:t xml:space="preserve">.</w:t>
@@ -746,9 +1063,9 @@
         <w:t xml:space="preserve">9.4. Контрольная запись: </w:t>
       </w:r>
       <w:r>
-        <w:t xml:space="preserve">не позднее 02.01.20</w:t>
+        <w:t xml:space="preserve">не позднее 11.07.20</w:t>
         <w:br/>
-        <w:t xml:space="preserve">25</w:t>
+        <w:t xml:space="preserve">26</w:t>
       </w:r>
       <w:r>
         <w:t xml:space="preserve">.</w:t>
@@ -806,7 +1123,7 @@
               <w:t xml:space="preserve">Адрес регистрации: </w:t>
             </w:r>
             <w:r>
-              <w:t xml:space="preserve">344002, г. Ростов-на-Дону, просп. Садовая, д. 90, кв. 41</w:t>
+              <w:t xml:space="preserve">344002, г. Ростов-на-Дону, ул. Строителей, д. 62, кв. 183</w:t>
             </w:r>
           </w:p>
           <w:p>
@@ -845,7 +1162,7 @@
               <w:t xml:space="preserve">Тел.: </w:t>
             </w:r>
             <w:r>
-              <w:t xml:space="preserve">+7 (846) 850-33-48</w:t>
+              <w:t xml:space="preserve">+7 (383) 939-79-61</w:t>
             </w:r>
           </w:p>
           <w:p>
@@ -853,7 +1170,7 @@
               <w:t xml:space="preserve">E-mail: </w:t>
             </w:r>
             <w:r>
-              <w:t xml:space="preserve">titova@mail.ru</w:t>
+              <w:t xml:space="preserve">titova@sibtrans.ru</w:t>
             </w:r>
           </w:p>
           <w:p/>
@@ -891,7 +1208,7 @@
               <w:t xml:space="preserve">Адрес регистрации: </w:t>
             </w:r>
             <w:r>
-              <w:t xml:space="preserve">420111, г. Казань, просп. Кирова, д. 10, кв. 94</w:t>
+              <w:t xml:space="preserve">620014, г. Екатеринбург, ул. Космонавтов, д. 58, кв. 71</w:t>
             </w:r>
           </w:p>
           <w:p>
@@ -930,7 +1247,7 @@
               <w:t xml:space="preserve">Тел.: </w:t>
             </w:r>
             <w:r>
-              <w:t xml:space="preserve">+7 (383) 876-71-13</w:t>
+              <w:t xml:space="preserve">+7 (383) 168-77-29</w:t>
             </w:r>
           </w:p>
           <w:p>
@@ -938,7 +1255,7 @@
               <w:t xml:space="preserve">E-mail: </w:t>
             </w:r>
             <w:r>
-              <w:t xml:space="preserve">nikitina@gmail.com</w:t>
+              <w:t xml:space="preserve">nikitina@inbox.ru</w:t>
             </w:r>
           </w:p>
           <w:p/>

--- a/tests/corpus_v2/docs/supply_0004.docx
+++ b/tests/corpus_v2/docs/supply_0004.docx
@@ -1066,6 +1066,37 @@
         <w:t xml:space="preserve">не позднее 11.07.20</w:t>
         <w:br/>
         <w:t xml:space="preserve">26</w:t>
+      </w:r>
+      <w:r>
+        <w:t xml:space="preserve">.</w:t>
+      </w:r>
+    </w:p>
+    <w:p/>
+    <w:p>
+      <w:r>
+        <w:rPr>
+          <w:b/>
+        </w:rPr>
+        <w:t xml:space="preserve">6. ОСОБЫЕ УСЛОВИЯ ОТДЕЛЬНЫХ ВИДОВ ДАННЫХ</w:t>
+      </w:r>
+    </w:p>
+    <w:p>
+      <w:r>
+        <w:t xml:space="preserve">6.1. Полномочия представителя подтверждены доверенностью, реестровый номер </w:t>
+      </w:r>
+      <w:r>
+        <w:t xml:space="preserve">78/1445-н/78-2022-12-7</w:t>
+      </w:r>
+      <w:r>
+        <w:t xml:space="preserve">.</w:t>
+      </w:r>
+    </w:p>
+    <w:p>
+      <w:r>
+        <w:t xml:space="preserve">6.2. Для сопоставления в учёте указывается: </w:t>
+      </w:r>
+      <w:r>
+        <w:t xml:space="preserve">срок действия 12/2024-06/2025</w:t>
       </w:r>
       <w:r>
         <w:t xml:space="preserve">.</w:t>

--- a/tests/corpus_v2/docs/supply_0004.docx
+++ b/tests/corpus_v2/docs/supply_0004.docx
@@ -1082,21 +1082,87 @@
     </w:p>
     <w:p>
       <w:r>
-        <w:t xml:space="preserve">6.1. Полномочия представителя подтверждены доверенностью, реестровый номер </w:t>
-      </w:r>
-      <w:r>
-        <w:t xml:space="preserve">78/1445-н/78-2022-12-7</w:t>
-      </w:r>
-      <w:r>
-        <w:t xml:space="preserve">.</w:t>
-      </w:r>
-    </w:p>
-    <w:p>
-      <w:r>
-        <w:t xml:space="preserve">6.2. Для сопоставления в учёте указывается: </w:t>
-      </w:r>
-      <w:r>
-        <w:t xml:space="preserve">срок действия 12/2024-06/2025</w:t>
+        <w:t xml:space="preserve">6.1. Работы выполняются на основании ранее заключённого Договора № </w:t>
+      </w:r>
+      <w:r>
+        <w:t xml:space="preserve">СУБ-44/2023</w:t>
+      </w:r>
+      <w:r>
+        <w:t xml:space="preserve"> между теми же сторонами.</w:t>
+      </w:r>
+    </w:p>
+    <w:p>
+      <w:r>
+        <w:t xml:space="preserve">6.2. Первичные документы: </w:t>
+      </w:r>
+      <w:r>
+        <w:t xml:space="preserve">счёт-фактура выставлена без ссылки на номер</w:t>
+      </w:r>
+      <w:r>
+        <w:t xml:space="preserve">.</w:t>
+      </w:r>
+    </w:p>
+    <w:p>
+      <w:r>
+        <w:t xml:space="preserve">6.3. Запись о лицензии внесена в реестр за регистрационным номером </w:t>
+      </w:r>
+      <w:r>
+        <w:t xml:space="preserve">895217304</w:t>
+      </w:r>
+      <w:r>
+        <w:t xml:space="preserve">.</w:t>
+      </w:r>
+    </w:p>
+    <w:p>
+      <w:r>
+        <w:t xml:space="preserve">6.4. Внутренний учёт ведётся отдельно: </w:t>
+      </w:r>
+      <w:r>
+        <w:t xml:space="preserve">номер заявки 987654321</w:t>
+      </w:r>
+      <w:r>
+        <w:t xml:space="preserve">.</w:t>
+      </w:r>
+    </w:p>
+    <w:p>
+      <w:r>
+        <w:t xml:space="preserve">6.5. Полномочия представителя подтверждены доверенностью, реестровый номер </w:t>
+      </w:r>
+      <w:r>
+        <w:t xml:space="preserve">77/714-н/77-2024-1-502</w:t>
+      </w:r>
+      <w:r>
+        <w:t xml:space="preserve">.</w:t>
+      </w:r>
+    </w:p>
+    <w:p>
+      <w:r>
+        <w:t xml:space="preserve">6.6. Для сопоставления в учёте указывается: </w:t>
+      </w:r>
+      <w:r>
+        <w:t xml:space="preserve">ГОСТ Р 52044-2003</w:t>
+      </w:r>
+      <w:r>
+        <w:t xml:space="preserve">.</w:t>
+      </w:r>
+    </w:p>
+    <w:p>
+      <w:r>
+        <w:t xml:space="preserve">6.7. Решение принято большинством в </w:t>
+      </w:r>
+      <w:r>
+        <w:t xml:space="preserve">40 % уставного капитала</w:t>
+      </w:r>
+      <w:r>
+        <w:t xml:space="preserve"> от общего числа голосов членов совета директоров.</w:t>
+      </w:r>
+    </w:p>
+    <w:p>
+      <w:r>
+        <w:t xml:space="preserve">6.8. Кворум определяется уставом: </w:t>
+      </w:r>
+      <w:r>
+        <w:t xml:space="preserve">большинством голосов присутствующих участников</w:t>
       </w:r>
       <w:r>
         <w:t xml:space="preserve">.</w:t>

--- a/tests/corpus_v2/docs/supply_0004.docx
+++ b/tests/corpus_v2/docs/supply_0004.docx
@@ -1082,10 +1082,32 @@
     </w:p>
     <w:p>
       <w:r>
-        <w:t xml:space="preserve">6.1. Работы выполняются на основании ранее заключённого Договора № </w:t>
-      </w:r>
-      <w:r>
-        <w:t xml:space="preserve">СУБ-44/2023</w:t>
+        <w:t xml:space="preserve">6.1. Стороны ранее заключили </w:t>
+      </w:r>
+      <w:r>
+        <w:t xml:space="preserve">договор подряда</w:t>
+      </w:r>
+      <w:r>
+        <w:t xml:space="preserve"> на сопоставимых условиях.</w:t>
+      </w:r>
+    </w:p>
+    <w:p>
+      <w:r>
+        <w:t xml:space="preserve">6.2. Прочие условия: </w:t>
+      </w:r>
+      <w:r>
+        <w:t xml:space="preserve">отношения сторон регулируются гражданским законодательством</w:t>
+      </w:r>
+      <w:r>
+        <w:t xml:space="preserve">.</w:t>
+      </w:r>
+    </w:p>
+    <w:p>
+      <w:r>
+        <w:t xml:space="preserve">6.3. Работы выполняются на основании ранее заключённого Договора № </w:t>
+      </w:r>
+      <w:r>
+        <w:t xml:space="preserve">17595/001-сс</w:t>
       </w:r>
       <w:r>
         <w:t xml:space="preserve"> между теми же сторонами.</w:t>
@@ -1093,29 +1115,73 @@
     </w:p>
     <w:p>
       <w:r>
-        <w:t xml:space="preserve">6.2. Первичные документы: </w:t>
-      </w:r>
-      <w:r>
-        <w:t xml:space="preserve">счёт-фактура выставлена без ссылки на номер</w:t>
-      </w:r>
-      <w:r>
-        <w:t xml:space="preserve">.</w:t>
-      </w:r>
-    </w:p>
-    <w:p>
-      <w:r>
-        <w:t xml:space="preserve">6.3. Запись о лицензии внесена в реестр за регистрационным номером </w:t>
-      </w:r>
-      <w:r>
-        <w:t xml:space="preserve">895217304</w:t>
-      </w:r>
-      <w:r>
-        <w:t xml:space="preserve">.</w:t>
-      </w:r>
-    </w:p>
-    <w:p>
-      <w:r>
-        <w:t xml:space="preserve">6.4. Внутренний учёт ведётся отдельно: </w:t>
+        <w:t xml:space="preserve">6.4. Первичные документы: </w:t>
+      </w:r>
+      <w:r>
+        <w:t xml:space="preserve">лицензия Л035-01298-77/00123456 Рособрнадзора</w:t>
+      </w:r>
+      <w:r>
+        <w:t xml:space="preserve">.</w:t>
+      </w:r>
+    </w:p>
+    <w:p>
+      <w:r>
+        <w:t xml:space="preserve">6.5. Паспорт гражданина Российской Федерации выдан </w:t>
+      </w:r>
+      <w:r>
+        <w:t xml:space="preserve">Отделением по вопросам миграции ОМВД России по Кировскому району</w:t>
+      </w:r>
+      <w:r>
+        <w:t xml:space="preserve">, паспорт предъявлен при подписании.</w:t>
+      </w:r>
+    </w:p>
+    <w:p>
+      <w:r>
+        <w:t xml:space="preserve">6.6. Сопутствующие сведения: </w:t>
+      </w:r>
+      <w:r>
+        <w:t xml:space="preserve">доверенность выдана сроком на три года без права передоверия</w:t>
+      </w:r>
+      <w:r>
+        <w:t xml:space="preserve">.</w:t>
+      </w:r>
+    </w:p>
+    <w:p>
+      <w:r>
+        <w:t xml:space="preserve">6.7. Запись о государственной регистрации внесена регистрирующим органом: </w:t>
+      </w:r>
+      <w:r>
+        <w:t xml:space="preserve">МИФНС России № 15 по Санкт-Петербургу</w:t>
+      </w:r>
+      <w:r>
+        <w:t xml:space="preserve">.</w:t>
+      </w:r>
+    </w:p>
+    <w:p>
+      <w:r>
+        <w:t xml:space="preserve">6.8. Общие сведения о регистрации: </w:t>
+      </w:r>
+      <w:r>
+        <w:t xml:space="preserve">отчётность представляется в налоговый орган по месту учёта</w:t>
+      </w:r>
+      <w:r>
+        <w:t xml:space="preserve">.</w:t>
+      </w:r>
+    </w:p>
+    <w:p>
+      <w:r>
+        <w:t xml:space="preserve">6.9. Запись о лицензии внесена в реестр за регистрационным номером </w:t>
+      </w:r>
+      <w:r>
+        <w:t xml:space="preserve">731004592</w:t>
+      </w:r>
+      <w:r>
+        <w:t xml:space="preserve">.</w:t>
+      </w:r>
+    </w:p>
+    <w:p>
+      <w:r>
+        <w:t xml:space="preserve">6.10. Внутренний учёт ведётся отдельно: </w:t>
       </w:r>
       <w:r>
         <w:t xml:space="preserve">номер заявки 987654321</w:t>
@@ -1126,32 +1192,32 @@
     </w:p>
     <w:p>
       <w:r>
-        <w:t xml:space="preserve">6.5. Полномочия представителя подтверждены доверенностью, реестровый номер </w:t>
-      </w:r>
-      <w:r>
-        <w:t xml:space="preserve">77/714-н/77-2024-1-502</w:t>
-      </w:r>
-      <w:r>
-        <w:t xml:space="preserve">.</w:t>
-      </w:r>
-    </w:p>
-    <w:p>
-      <w:r>
-        <w:t xml:space="preserve">6.6. Для сопоставления в учёте указывается: </w:t>
-      </w:r>
-      <w:r>
-        <w:t xml:space="preserve">ГОСТ Р 52044-2003</w:t>
-      </w:r>
-      <w:r>
-        <w:t xml:space="preserve">.</w:t>
-      </w:r>
-    </w:p>
-    <w:p>
-      <w:r>
-        <w:t xml:space="preserve">6.7. Решение принято большинством в </w:t>
-      </w:r>
-      <w:r>
-        <w:t xml:space="preserve">40 % уставного капитала</w:t>
+        <w:t xml:space="preserve">6.11. Полномочия представителя подтверждены доверенностью, реестровый номер </w:t>
+      </w:r>
+      <w:r>
+        <w:t xml:space="preserve">78/1445-н/78-2022-12-7</w:t>
+      </w:r>
+      <w:r>
+        <w:t xml:space="preserve">.</w:t>
+      </w:r>
+    </w:p>
+    <w:p>
+      <w:r>
+        <w:t xml:space="preserve">6.12. Для сопоставления в учёте указывается: </w:t>
+      </w:r>
+      <w:r>
+        <w:t xml:space="preserve">кадастровый номер 77:01:0004012:2211</w:t>
+      </w:r>
+      <w:r>
+        <w:t xml:space="preserve">.</w:t>
+      </w:r>
+    </w:p>
+    <w:p>
+      <w:r>
+        <w:t xml:space="preserve">6.13. Решение принято большинством в </w:t>
+      </w:r>
+      <w:r>
+        <w:t xml:space="preserve">9 % уставного капитала общества</w:t>
       </w:r>
       <w:r>
         <w:t xml:space="preserve"> от общего числа голосов членов совета директоров.</w:t>
@@ -1159,7 +1225,7 @@
     </w:p>
     <w:p>
       <w:r>
-        <w:t xml:space="preserve">6.8. Кворум определяется уставом: </w:t>
+        <w:t xml:space="preserve">6.14. Кворум определяется уставом: </w:t>
       </w:r>
       <w:r>
         <w:t xml:space="preserve">большинством голосов присутствующих участников</w:t>
